--- a/experiments/report_machine/office/output/中国国航/20260729_中国国航_midday.docx
+++ b/experiments/report_machine/office/output/中国国航/20260729_中国国航_midday.docx
@@ -18,24 +18,6 @@
         </w:rPr>
         <w:t>中国国航（601111.SH）午间分析报告</w:t>
       </w:r>
-    </w:p>
-    <w:p>
-      <w:r>
-        <w:rPr>
-          <w:rFonts w:ascii="Microsoft YaHei" w:hAnsi="Microsoft YaHei"/>
-          <w:b/>
-          <w:color w:val="1A1A1A"/>
-        </w:rPr>
-        <w:t>数据截止时间：2026年7月29日 11:30</w:t>
-      </w:r>
-    </w:p>
-    <w:p>
-      <w:pPr>
-        <w:spacing w:before="240" w:after="240"/>
-        <w:pBdr>
-          <w:bottom w:val="single" w:sz="4" w:space="1" w:color="D0D7DE"/>
-        </w:pBdr>
-      </w:pPr>
     </w:p>
     <w:p>
       <w:pPr>
@@ -59,7 +41,7 @@
         <w:rPr>
           <w:rFonts w:ascii="Microsoft YaHei" w:hAnsi="Microsoft YaHei"/>
         </w:rPr>
-        <w:t xml:space="preserve">今日A股整体氛围偏暖。全市场成交额达 </w:t>
+        <w:t xml:space="preserve">今日全市场情绪高涨，市场热度 </w:t>
       </w:r>
       <w:r>
         <w:rPr>
@@ -67,7 +49,7 @@
           <w:b/>
           <w:color w:val="1A1A1A"/>
         </w:rPr>
-        <w:t>1.46万亿元（+1549亿）</w:t>
+        <w:t>68（高）</w:t>
       </w:r>
       <w:r>
         <w:rPr>
@@ -81,13 +63,13 @@
           <w:b/>
           <w:color w:val="1A1A1A"/>
         </w:rPr>
-        <w:t>3404家</w:t>
+        <w:t>4090家</w:t>
       </w:r>
       <w:r>
         <w:rPr>
           <w:rFonts w:ascii="Microsoft YaHei" w:hAnsi="Microsoft YaHei"/>
         </w:rPr>
-        <w:t xml:space="preserve"> vs 下跌 </w:t>
+        <w:t xml:space="preserve">，下跌仅 </w:t>
       </w:r>
       <w:r>
         <w:rPr>
@@ -95,13 +77,13 @@
           <w:b/>
           <w:color w:val="1A1A1A"/>
         </w:rPr>
-        <w:t>2018家</w:t>
+        <w:t>1360家</w:t>
       </w:r>
       <w:r>
         <w:rPr>
           <w:rFonts w:ascii="Microsoft YaHei" w:hAnsi="Microsoft YaHei"/>
         </w:rPr>
-        <w:t xml:space="preserve">，上涨占比 </w:t>
+        <w:t xml:space="preserve">，赚钱效应达 </w:t>
       </w:r>
       <w:r>
         <w:rPr>
@@ -109,13 +91,13 @@
           <w:b/>
           <w:color w:val="1A1A1A"/>
         </w:rPr>
-        <w:t>79%</w:t>
+        <w:t>51%</w:t>
       </w:r>
       <w:r>
         <w:rPr>
           <w:rFonts w:ascii="Microsoft YaHei" w:hAnsi="Microsoft YaHei"/>
         </w:rPr>
-        <w:t xml:space="preserve">。涨停梯队方面，一板50只（晋级率7%），三板3只（晋级率33%），市场情绪处于 </w:t>
+        <w:t xml:space="preserve">。总成交额 </w:t>
       </w:r>
       <w:r>
         <w:rPr>
@@ -123,13 +105,13 @@
           <w:b/>
           <w:color w:val="1A1A1A"/>
         </w:rPr>
-        <w:t>"人气较好"</w:t>
+        <w:t>2.06万亿</w:t>
       </w:r>
       <w:r>
         <w:rPr>
           <w:rFonts w:ascii="Microsoft YaHei" w:hAnsi="Microsoft YaHei"/>
         </w:rPr>
-        <w:t xml:space="preserve"> 区间。不过赚钱效应仅为 </w:t>
+        <w:t xml:space="preserve">，较昨日放大 </w:t>
       </w:r>
       <w:r>
         <w:rPr>
@@ -137,13 +119,13 @@
           <w:b/>
           <w:color w:val="1A1A1A"/>
         </w:rPr>
-        <w:t>46%</w:t>
+        <w:t>2,960亿元</w:t>
       </w:r>
       <w:r>
         <w:rPr>
           <w:rFonts w:ascii="Microsoft YaHei" w:hAnsi="Microsoft YaHei"/>
         </w:rPr>
-        <w:t xml:space="preserve">，显示涨幅集中在 </w:t>
+        <w:t xml:space="preserve">，量能充沛。涨停梯队方面，一板 </w:t>
       </w:r>
       <w:r>
         <w:rPr>
@@ -151,13 +133,41 @@
           <w:b/>
           <w:color w:val="1A1A1A"/>
         </w:rPr>
-        <w:t>1%~2%</w:t>
+        <w:t>66只</w:t>
       </w:r>
       <w:r>
         <w:rPr>
           <w:rFonts w:ascii="Microsoft YaHei" w:hAnsi="Microsoft YaHei"/>
         </w:rPr>
-        <w:t xml:space="preserve"> 的窄幅区间，多数个股跟涨力度有限。</w:t>
+        <w:t xml:space="preserve">（晋级率9%），二板 </w:t>
+      </w:r>
+      <w:r>
+        <w:rPr>
+          <w:rFonts w:ascii="Microsoft YaHei" w:hAnsi="Microsoft YaHei"/>
+          <w:b/>
+          <w:color w:val="1A1A1A"/>
+        </w:rPr>
+        <w:t>4只</w:t>
+      </w:r>
+      <w:r>
+        <w:rPr>
+          <w:rFonts w:ascii="Microsoft YaHei" w:hAnsi="Microsoft YaHei"/>
+        </w:rPr>
+        <w:t xml:space="preserve">（晋级率31%），三板 </w:t>
+      </w:r>
+      <w:r>
+        <w:rPr>
+          <w:rFonts w:ascii="Microsoft YaHei" w:hAnsi="Microsoft YaHei"/>
+          <w:b/>
+          <w:color w:val="1A1A1A"/>
+        </w:rPr>
+        <w:t>4只</w:t>
+      </w:r>
+      <w:r>
+        <w:rPr>
+          <w:rFonts w:ascii="Microsoft YaHei" w:hAnsi="Microsoft YaHei"/>
+        </w:rPr>
+        <w:t>（晋级率33%），市场短线博弈活跃。在此背景下，航空板块整体跟随大市温和上行。</w:t>
       </w:r>
     </w:p>
     <w:p>
@@ -194,15 +204,13 @@
         <w:tblLook w:firstColumn="1" w:firstRow="1" w:lastColumn="0" w:lastRow="0" w:noHBand="0" w:noVBand="1" w:val="04A0"/>
       </w:tblPr>
       <w:tblGrid>
-        <w:gridCol w:w="2266"/>
-        <w:gridCol w:w="2266"/>
-        <w:gridCol w:w="2266"/>
-        <w:gridCol w:w="2266"/>
+        <w:gridCol w:w="4533"/>
+        <w:gridCol w:w="4533"/>
       </w:tblGrid>
       <w:tr>
         <w:tc>
           <w:tcPr>
-            <w:tcW w:type="dxa" w:w="2266"/>
+            <w:tcW w:type="dxa" w:w="4533"/>
             <w:shd w:fill="F6F8FA" w:val="clear"/>
           </w:tcPr>
           <w:p>
@@ -223,7 +231,7 @@
         </w:tc>
         <w:tc>
           <w:tcPr>
-            <w:tcW w:type="dxa" w:w="2266"/>
+            <w:tcW w:type="dxa" w:w="4533"/>
             <w:shd w:fill="F6F8FA" w:val="clear"/>
           </w:tcPr>
           <w:p>
@@ -238,49 +246,7 @@
                 <w:color w:val="1A1A1A"/>
                 <w:sz w:val="18"/>
               </w:rPr>
-              <w:t>数值</w:t>
-            </w:r>
-          </w:p>
-        </w:tc>
-        <w:tc>
-          <w:tcPr>
-            <w:tcW w:type="dxa" w:w="2266"/>
-            <w:shd w:fill="F6F8FA" w:val="clear"/>
-          </w:tcPr>
-          <w:p>
-            <w:pPr>
-              <w:spacing w:before="40" w:after="40" w:line="288" w:lineRule="auto"/>
-            </w:pPr>
-            <w:r/>
-            <w:r>
-              <w:rPr>
-                <w:rFonts w:ascii="Microsoft YaHei" w:hAnsi="Microsoft YaHei"/>
-                <w:b/>
-                <w:color w:val="1A1A1A"/>
-                <w:sz w:val="18"/>
-              </w:rPr>
-              <w:t>指标</w:t>
-            </w:r>
-          </w:p>
-        </w:tc>
-        <w:tc>
-          <w:tcPr>
-            <w:tcW w:type="dxa" w:w="2266"/>
-            <w:shd w:fill="F6F8FA" w:val="clear"/>
-          </w:tcPr>
-          <w:p>
-            <w:pPr>
-              <w:spacing w:before="40" w:after="40" w:line="288" w:lineRule="auto"/>
-            </w:pPr>
-            <w:r/>
-            <w:r>
-              <w:rPr>
-                <w:rFonts w:ascii="Microsoft YaHei" w:hAnsi="Microsoft YaHei"/>
-                <w:b/>
-                <w:color w:val="1A1A1A"/>
-                <w:sz w:val="18"/>
-              </w:rPr>
-              <w:t>数值</w:t>
+              <w:t>数据</w:t>
             </w:r>
           </w:p>
         </w:tc>
@@ -288,7 +254,7 @@
       <w:tr>
         <w:tc>
           <w:tcPr>
-            <w:tcW w:type="dxa" w:w="2266"/>
+            <w:tcW w:type="dxa" w:w="4533"/>
           </w:tcPr>
           <w:p>
             <w:pPr>
@@ -306,7 +272,7 @@
         </w:tc>
         <w:tc>
           <w:tcPr>
-            <w:tcW w:type="dxa" w:w="2266"/>
+            <w:tcW w:type="dxa" w:w="4533"/>
           </w:tcPr>
           <w:p>
             <w:pPr>
@@ -324,9 +290,51 @@
             </w:r>
           </w:p>
         </w:tc>
+      </w:tr>
+      <w:tr>
         <w:tc>
           <w:tcPr>
-            <w:tcW w:type="dxa" w:w="2266"/>
+            <w:tcW w:type="dxa" w:w="4533"/>
+            <w:shd w:fill="F8F9FA" w:val="clear"/>
+          </w:tcPr>
+          <w:p>
+            <w:pPr>
+              <w:spacing w:before="40" w:after="40" w:line="288" w:lineRule="auto"/>
+            </w:pPr>
+            <w:r/>
+            <w:r>
+              <w:rPr>
+                <w:rFonts w:ascii="Microsoft YaHei" w:hAnsi="Microsoft YaHei"/>
+                <w:sz w:val="18"/>
+              </w:rPr>
+              <w:t>昨收</w:t>
+            </w:r>
+          </w:p>
+        </w:tc>
+        <w:tc>
+          <w:tcPr>
+            <w:tcW w:type="dxa" w:w="4533"/>
+            <w:shd w:fill="F8F9FA" w:val="clear"/>
+          </w:tcPr>
+          <w:p>
+            <w:pPr>
+              <w:spacing w:before="40" w:after="40" w:line="288" w:lineRule="auto"/>
+            </w:pPr>
+            <w:r/>
+            <w:r>
+              <w:rPr>
+                <w:rFonts w:ascii="Microsoft YaHei" w:hAnsi="Microsoft YaHei"/>
+                <w:sz w:val="18"/>
+              </w:rPr>
+              <w:t>5.84元</w:t>
+            </w:r>
+          </w:p>
+        </w:tc>
+      </w:tr>
+      <w:tr>
+        <w:tc>
+          <w:tcPr>
+            <w:tcW w:type="dxa" w:w="4533"/>
           </w:tcPr>
           <w:p>
             <w:pPr>
@@ -344,7 +352,7 @@
         </w:tc>
         <w:tc>
           <w:tcPr>
-            <w:tcW w:type="dxa" w:w="2266"/>
+            <w:tcW w:type="dxa" w:w="4533"/>
           </w:tcPr>
           <w:p>
             <w:pPr>
@@ -366,7 +374,7 @@
       <w:tr>
         <w:tc>
           <w:tcPr>
-            <w:tcW w:type="dxa" w:w="2266"/>
+            <w:tcW w:type="dxa" w:w="4533"/>
             <w:shd w:fill="F8F9FA" w:val="clear"/>
           </w:tcPr>
           <w:p>
@@ -379,13 +387,13 @@
                 <w:rFonts w:ascii="Microsoft YaHei" w:hAnsi="Microsoft YaHei"/>
                 <w:sz w:val="18"/>
               </w:rPr>
-              <w:t>开盘</w:t>
+              <w:t>日内区间</w:t>
             </w:r>
           </w:p>
         </w:tc>
         <w:tc>
           <w:tcPr>
-            <w:tcW w:type="dxa" w:w="2266"/>
+            <w:tcW w:type="dxa" w:w="4533"/>
             <w:shd w:fill="F8F9FA" w:val="clear"/>
           </w:tcPr>
           <w:p>
@@ -398,14 +406,15 @@
                 <w:rFonts w:ascii="Microsoft YaHei" w:hAnsi="Microsoft YaHei"/>
                 <w:sz w:val="18"/>
               </w:rPr>
-              <w:t>5.80元</w:t>
+              <w:t>5.79 ~ 5.92</w:t>
             </w:r>
           </w:p>
         </w:tc>
+      </w:tr>
+      <w:tr>
         <w:tc>
           <w:tcPr>
-            <w:tcW w:type="dxa" w:w="2266"/>
-            <w:shd w:fill="F8F9FA" w:val="clear"/>
+            <w:tcW w:type="dxa" w:w="4533"/>
           </w:tcPr>
           <w:p>
             <w:pPr>
@@ -417,14 +426,13 @@
                 <w:rFonts w:ascii="Microsoft YaHei" w:hAnsi="Microsoft YaHei"/>
                 <w:sz w:val="18"/>
               </w:rPr>
-              <w:t>昨收</w:t>
+              <w:t>振幅</w:t>
             </w:r>
           </w:p>
         </w:tc>
         <w:tc>
           <w:tcPr>
-            <w:tcW w:type="dxa" w:w="2266"/>
-            <w:shd w:fill="F8F9FA" w:val="clear"/>
+            <w:tcW w:type="dxa" w:w="4533"/>
           </w:tcPr>
           <w:p>
             <w:pPr>
@@ -434,9 +442,11 @@
             <w:r>
               <w:rPr>
                 <w:rFonts w:ascii="Microsoft YaHei" w:hAnsi="Microsoft YaHei"/>
+                <w:b/>
+                <w:color w:val="1A1A1A"/>
                 <w:sz w:val="18"/>
               </w:rPr>
-              <w:t>5.84元</w:t>
+              <w:t>2.23%</w:t>
             </w:r>
           </w:p>
         </w:tc>
@@ -444,81 +454,7 @@
       <w:tr>
         <w:tc>
           <w:tcPr>
-            <w:tcW w:type="dxa" w:w="2266"/>
-          </w:tcPr>
-          <w:p>
-            <w:pPr>
-              <w:spacing w:before="40" w:after="40" w:line="288" w:lineRule="auto"/>
-            </w:pPr>
-            <w:r/>
-            <w:r>
-              <w:rPr>
-                <w:rFonts w:ascii="Microsoft YaHei" w:hAnsi="Microsoft YaHei"/>
-                <w:sz w:val="18"/>
-              </w:rPr>
-              <w:t>最高</w:t>
-            </w:r>
-          </w:p>
-        </w:tc>
-        <w:tc>
-          <w:tcPr>
-            <w:tcW w:type="dxa" w:w="2266"/>
-          </w:tcPr>
-          <w:p>
-            <w:pPr>
-              <w:spacing w:before="40" w:after="40" w:line="288" w:lineRule="auto"/>
-            </w:pPr>
-            <w:r/>
-            <w:r>
-              <w:rPr>
-                <w:rFonts w:ascii="Microsoft YaHei" w:hAnsi="Microsoft YaHei"/>
-                <w:sz w:val="18"/>
-              </w:rPr>
-              <w:t>5.92元</w:t>
-            </w:r>
-          </w:p>
-        </w:tc>
-        <w:tc>
-          <w:tcPr>
-            <w:tcW w:type="dxa" w:w="2266"/>
-          </w:tcPr>
-          <w:p>
-            <w:pPr>
-              <w:spacing w:before="40" w:after="40" w:line="288" w:lineRule="auto"/>
-            </w:pPr>
-            <w:r/>
-            <w:r>
-              <w:rPr>
-                <w:rFonts w:ascii="Microsoft YaHei" w:hAnsi="Microsoft YaHei"/>
-                <w:sz w:val="18"/>
-              </w:rPr>
-              <w:t>最低</w:t>
-            </w:r>
-          </w:p>
-        </w:tc>
-        <w:tc>
-          <w:tcPr>
-            <w:tcW w:type="dxa" w:w="2266"/>
-          </w:tcPr>
-          <w:p>
-            <w:pPr>
-              <w:spacing w:before="40" w:after="40" w:line="288" w:lineRule="auto"/>
-            </w:pPr>
-            <w:r/>
-            <w:r>
-              <w:rPr>
-                <w:rFonts w:ascii="Microsoft YaHei" w:hAnsi="Microsoft YaHei"/>
-                <w:sz w:val="18"/>
-              </w:rPr>
-              <w:t>5.79元</w:t>
-            </w:r>
-          </w:p>
-        </w:tc>
-      </w:tr>
-      <w:tr>
-        <w:tc>
-          <w:tcPr>
-            <w:tcW w:type="dxa" w:w="2266"/>
+            <w:tcW w:type="dxa" w:w="4533"/>
             <w:shd w:fill="F8F9FA" w:val="clear"/>
           </w:tcPr>
           <w:p>
@@ -537,7 +473,7 @@
         </w:tc>
         <w:tc>
           <w:tcPr>
-            <w:tcW w:type="dxa" w:w="2266"/>
+            <w:tcW w:type="dxa" w:w="4533"/>
             <w:shd w:fill="F8F9FA" w:val="clear"/>
           </w:tcPr>
           <w:p>
@@ -548,18 +484,17 @@
             <w:r>
               <w:rPr>
                 <w:rFonts w:ascii="Microsoft YaHei" w:hAnsi="Microsoft YaHei"/>
-                <w:b/>
-                <w:color w:val="1A1A1A"/>
                 <w:sz w:val="18"/>
               </w:rPr>
-              <w:t>74.16万手</w:t>
+              <w:t>741,588手</w:t>
             </w:r>
           </w:p>
         </w:tc>
+      </w:tr>
+      <w:tr>
         <w:tc>
           <w:tcPr>
-            <w:tcW w:type="dxa" w:w="2266"/>
-            <w:shd w:fill="F8F9FA" w:val="clear"/>
+            <w:tcW w:type="dxa" w:w="4533"/>
           </w:tcPr>
           <w:p>
             <w:pPr>
@@ -577,8 +512,7 @@
         </w:tc>
         <w:tc>
           <w:tcPr>
-            <w:tcW w:type="dxa" w:w="2266"/>
-            <w:shd w:fill="F8F9FA" w:val="clear"/>
+            <w:tcW w:type="dxa" w:w="4533"/>
           </w:tcPr>
           <w:p>
             <w:pPr>
@@ -600,7 +534,8 @@
       <w:tr>
         <w:tc>
           <w:tcPr>
-            <w:tcW w:type="dxa" w:w="2266"/>
+            <w:tcW w:type="dxa" w:w="4533"/>
+            <w:shd w:fill="F8F9FA" w:val="clear"/>
           </w:tcPr>
           <w:p>
             <w:pPr>
@@ -618,7 +553,8 @@
         </w:tc>
         <w:tc>
           <w:tcPr>
-            <w:tcW w:type="dxa" w:w="2266"/>
+            <w:tcW w:type="dxa" w:w="4533"/>
+            <w:shd w:fill="F8F9FA" w:val="clear"/>
           </w:tcPr>
           <w:p>
             <w:pPr>
@@ -634,11 +570,20 @@
               </w:rPr>
               <w:t>0.64%</w:t>
             </w:r>
+            <w:r>
+              <w:rPr>
+                <w:rFonts w:ascii="Microsoft YaHei" w:hAnsi="Microsoft YaHei"/>
+                <w:sz w:val="18"/>
+              </w:rPr>
+              <w:t>（前一交易日日终0.67%，量比0.96，基本持平）</w:t>
+            </w:r>
           </w:p>
         </w:tc>
+      </w:tr>
+      <w:tr>
         <w:tc>
           <w:tcPr>
-            <w:tcW w:type="dxa" w:w="2266"/>
+            <w:tcW w:type="dxa" w:w="4533"/>
           </w:tcPr>
           <w:p>
             <w:pPr>
@@ -656,7 +601,7 @@
         </w:tc>
         <w:tc>
           <w:tcPr>
-            <w:tcW w:type="dxa" w:w="2266"/>
+            <w:tcW w:type="dxa" w:w="4533"/>
           </w:tcPr>
           <w:p>
             <w:pPr>
@@ -666,9 +611,18 @@
             <w:r>
               <w:rPr>
                 <w:rFonts w:ascii="Microsoft YaHei" w:hAnsi="Microsoft YaHei"/>
+                <w:b/>
+                <w:color w:val="1A1A1A"/>
                 <w:sz w:val="18"/>
               </w:rPr>
               <w:t>1.11</w:t>
+            </w:r>
+            <w:r>
+              <w:rPr>
+                <w:rFonts w:ascii="Microsoft YaHei" w:hAnsi="Microsoft YaHei"/>
+                <w:sz w:val="18"/>
+              </w:rPr>
+              <w:t>（小幅放量）</w:t>
             </w:r>
           </w:p>
         </w:tc>
@@ -676,45 +630,7 @@
       <w:tr>
         <w:tc>
           <w:tcPr>
-            <w:tcW w:type="dxa" w:w="2266"/>
-            <w:shd w:fill="F8F9FA" w:val="clear"/>
-          </w:tcPr>
-          <w:p>
-            <w:pPr>
-              <w:spacing w:before="40" w:after="40" w:line="288" w:lineRule="auto"/>
-            </w:pPr>
-            <w:r/>
-            <w:r>
-              <w:rPr>
-                <w:rFonts w:ascii="Microsoft YaHei" w:hAnsi="Microsoft YaHei"/>
-                <w:sz w:val="18"/>
-              </w:rPr>
-              <w:t>振幅</w:t>
-            </w:r>
-          </w:p>
-        </w:tc>
-        <w:tc>
-          <w:tcPr>
-            <w:tcW w:type="dxa" w:w="2266"/>
-            <w:shd w:fill="F8F9FA" w:val="clear"/>
-          </w:tcPr>
-          <w:p>
-            <w:pPr>
-              <w:spacing w:before="40" w:after="40" w:line="288" w:lineRule="auto"/>
-            </w:pPr>
-            <w:r/>
-            <w:r>
-              <w:rPr>
-                <w:rFonts w:ascii="Microsoft YaHei" w:hAnsi="Microsoft YaHei"/>
-                <w:sz w:val="18"/>
-              </w:rPr>
-              <w:t>2.23%</w:t>
-            </w:r>
-          </w:p>
-        </w:tc>
-        <w:tc>
-          <w:tcPr>
-            <w:tcW w:type="dxa" w:w="2266"/>
+            <w:tcW w:type="dxa" w:w="4533"/>
             <w:shd w:fill="F8F9FA" w:val="clear"/>
           </w:tcPr>
           <w:p>
@@ -733,7 +649,7 @@
         </w:tc>
         <w:tc>
           <w:tcPr>
-            <w:tcW w:type="dxa" w:w="2266"/>
+            <w:tcW w:type="dxa" w:w="4533"/>
             <w:shd w:fill="F8F9FA" w:val="clear"/>
           </w:tcPr>
           <w:p>
@@ -754,7 +670,7 @@
       <w:tr>
         <w:tc>
           <w:tcPr>
-            <w:tcW w:type="dxa" w:w="2266"/>
+            <w:tcW w:type="dxa" w:w="4533"/>
           </w:tcPr>
           <w:p>
             <w:pPr>
@@ -766,13 +682,13 @@
                 <w:rFonts w:ascii="Microsoft YaHei" w:hAnsi="Microsoft YaHei"/>
                 <w:sz w:val="18"/>
               </w:rPr>
-              <w:t>动态PE</w:t>
+              <w:t>动态市盈率</w:t>
             </w:r>
           </w:p>
         </w:tc>
         <w:tc>
           <w:tcPr>
-            <w:tcW w:type="dxa" w:w="2266"/>
+            <w:tcW w:type="dxa" w:w="4533"/>
           </w:tcPr>
           <w:p>
             <w:pPr>
@@ -790,9 +706,12 @@
             </w:r>
           </w:p>
         </w:tc>
+      </w:tr>
+      <w:tr>
         <w:tc>
           <w:tcPr>
-            <w:tcW w:type="dxa" w:w="2266"/>
+            <w:tcW w:type="dxa" w:w="4533"/>
+            <w:shd w:fill="F8F9FA" w:val="clear"/>
           </w:tcPr>
           <w:p>
             <w:pPr>
@@ -804,13 +723,14 @@
                 <w:rFonts w:ascii="Microsoft YaHei" w:hAnsi="Microsoft YaHei"/>
                 <w:sz w:val="18"/>
               </w:rPr>
-              <w:t>PB</w:t>
+              <w:t>市净率</w:t>
             </w:r>
           </w:p>
         </w:tc>
         <w:tc>
           <w:tcPr>
-            <w:tcW w:type="dxa" w:w="2266"/>
+            <w:tcW w:type="dxa" w:w="4533"/>
+            <w:shd w:fill="F8F9FA" w:val="clear"/>
           </w:tcPr>
           <w:p>
             <w:pPr>
@@ -832,8 +752,7 @@
       <w:tr>
         <w:tc>
           <w:tcPr>
-            <w:tcW w:type="dxa" w:w="2266"/>
-            <w:shd w:fill="F8F9FA" w:val="clear"/>
+            <w:tcW w:type="dxa" w:w="4533"/>
           </w:tcPr>
           <w:p>
             <w:pPr>
@@ -851,8 +770,7 @@
         </w:tc>
         <w:tc>
           <w:tcPr>
-            <w:tcW w:type="dxa" w:w="2266"/>
-            <w:shd w:fill="F8F9FA" w:val="clear"/>
+            <w:tcW w:type="dxa" w:w="4533"/>
           </w:tcPr>
           <w:p>
             <w:pPr>
@@ -870,9 +788,11 @@
             </w:r>
           </w:p>
         </w:tc>
+      </w:tr>
+      <w:tr>
         <w:tc>
           <w:tcPr>
-            <w:tcW w:type="dxa" w:w="2266"/>
+            <w:tcW w:type="dxa" w:w="4533"/>
             <w:shd w:fill="F8F9FA" w:val="clear"/>
           </w:tcPr>
           <w:p>
@@ -891,7 +811,7 @@
         </w:tc>
         <w:tc>
           <w:tcPr>
-            <w:tcW w:type="dxa" w:w="2266"/>
+            <w:tcW w:type="dxa" w:w="4533"/>
             <w:shd w:fill="F8F9FA" w:val="clear"/>
           </w:tcPr>
           <w:p>
@@ -918,13 +838,13 @@
           <w:b/>
           <w:color w:val="1A1A1A"/>
         </w:rPr>
-        <w:t>核心观察：</w:t>
+        <w:t>解读：</w:t>
       </w:r>
       <w:r>
         <w:rPr>
           <w:rFonts w:ascii="Microsoft YaHei" w:hAnsi="Microsoft YaHei"/>
         </w:rPr>
-        <w:t xml:space="preserve"> 国航今日小幅高开后震荡走高，盘中一度触及 </w:t>
+        <w:t xml:space="preserve"> 中国国航今日小幅高开后探底至 </w:t>
       </w:r>
       <w:r>
         <w:rPr>
@@ -932,13 +852,13 @@
           <w:b/>
           <w:color w:val="1A1A1A"/>
         </w:rPr>
-        <w:t>5.92元</w:t>
+        <w:t>5.79元</w:t>
       </w:r>
       <w:r>
         <w:rPr>
           <w:rFonts w:ascii="Microsoft YaHei" w:hAnsi="Microsoft YaHei"/>
         </w:rPr>
-        <w:t xml:space="preserve"> 日内高点，最终午盘收于 </w:t>
+        <w:t xml:space="preserve">，随后震荡回升，午间收于 </w:t>
       </w:r>
       <w:r>
         <w:rPr>
@@ -966,7 +886,21 @@
         <w:rPr>
           <w:rFonts w:ascii="Microsoft YaHei" w:hAnsi="Microsoft YaHei"/>
         </w:rPr>
-        <w:t xml:space="preserve">。换手率 </w:t>
+        <w:t xml:space="preserve">。从量价关系看，量比 </w:t>
+      </w:r>
+      <w:r>
+        <w:rPr>
+          <w:rFonts w:ascii="Microsoft YaHei" w:hAnsi="Microsoft YaHei"/>
+          <w:b/>
+          <w:color w:val="1A1A1A"/>
+        </w:rPr>
+        <w:t>1.11</w:t>
+      </w:r>
+      <w:r>
+        <w:rPr>
+          <w:rFonts w:ascii="Microsoft YaHei" w:hAnsi="Microsoft YaHei"/>
+        </w:rPr>
+        <w:t xml:space="preserve"> 显示成交量较近期均值略有放大，但换手率仅 </w:t>
       </w:r>
       <w:r>
         <w:rPr>
@@ -980,7 +914,7 @@
         <w:rPr>
           <w:rFonts w:ascii="Microsoft YaHei" w:hAnsi="Microsoft YaHei"/>
         </w:rPr>
-        <w:t xml:space="preserve"> 与上一交易日日终换手率 </w:t>
+        <w:t xml:space="preserve">，资金参与度不高。外盘 </w:t>
       </w:r>
       <w:r>
         <w:rPr>
@@ -988,35 +922,7 @@
           <w:b/>
           <w:color w:val="1A1A1A"/>
         </w:rPr>
-        <w:t>0.6667%</w:t>
-      </w:r>
-      <w:r>
-        <w:rPr>
-          <w:rFonts w:ascii="Microsoft YaHei" w:hAnsi="Microsoft YaHei"/>
-        </w:rPr>
-        <w:t xml:space="preserve"> 之比为 </w:t>
-      </w:r>
-      <w:r>
-        <w:rPr>
-          <w:rFonts w:ascii="Microsoft YaHei" w:hAnsi="Microsoft YaHei"/>
-          <w:b/>
-          <w:color w:val="1A1A1A"/>
-        </w:rPr>
-        <w:t>0.96</w:t>
-      </w:r>
-      <w:r>
-        <w:rPr>
-          <w:rFonts w:ascii="Microsoft YaHei" w:hAnsi="Microsoft YaHei"/>
-        </w:rPr>
-        <w:t xml:space="preserve">，属平量震荡。外盘 </w:t>
-      </w:r>
-      <w:r>
-        <w:rPr>
-          <w:rFonts w:ascii="Microsoft YaHei" w:hAnsi="Microsoft YaHei"/>
-          <w:b/>
-          <w:color w:val="1A1A1A"/>
-        </w:rPr>
-        <w:t>35.82万手</w:t>
+        <w:t>358,171手</w:t>
       </w:r>
       <w:r>
         <w:rPr>
@@ -1030,13 +936,13 @@
           <w:b/>
           <w:color w:val="1A1A1A"/>
         </w:rPr>
-        <w:t>38.34万手</w:t>
+        <w:t>383,417手</w:t>
       </w:r>
       <w:r>
         <w:rPr>
           <w:rFonts w:ascii="Microsoft YaHei" w:hAnsi="Microsoft YaHei"/>
         </w:rPr>
-        <w:t>，说明盘中存在一定抛压承接博弈，但最终收红表明多头占据午后主动。</w:t>
+        <w:t>，内盘略占优势，早盘存在一定抛压，但股价重心逐步上移，多空力量趋于均衡。</w:t>
       </w:r>
     </w:p>
     <w:p>
@@ -1075,7 +981,7 @@
           <w:color w:val="333333"/>
           <w:sz w:val="24"/>
         </w:rPr>
-        <w:t>今日盘中资金流向（逐分钟统计）</w:t>
+        <w:t>今日资金流向（逐分钟统计）</w:t>
       </w:r>
     </w:p>
     <w:p>
@@ -1088,7 +994,7 @@
           <w:b/>
           <w:color w:val="1A1A1A"/>
         </w:rPr>
-        <w:t>净流向：净流入 2,487.47万元</w:t>
+        <w:t>净流入：5,550.71万元</w:t>
       </w:r>
     </w:p>
     <w:p>
@@ -1099,7 +1005,7 @@
         <w:rPr>
           <w:rFonts w:ascii="Microsoft YaHei" w:hAnsi="Microsoft YaHei"/>
         </w:rPr>
-        <w:t>资金流入分钟数：</w:t>
+        <w:t xml:space="preserve">资金流入 </w:t>
       </w:r>
       <w:r>
         <w:rPr>
@@ -1107,13 +1013,13 @@
           <w:b/>
           <w:color w:val="1A1A1A"/>
         </w:rPr>
-        <w:t>66分钟</w:t>
+        <w:t>115分钟</w:t>
       </w:r>
       <w:r>
         <w:rPr>
           <w:rFonts w:ascii="Microsoft YaHei" w:hAnsi="Microsoft YaHei"/>
         </w:rPr>
-        <w:t xml:space="preserve"> vs 流出 </w:t>
+        <w:t xml:space="preserve"> / 流出 </w:t>
       </w:r>
       <w:r>
         <w:rPr>
@@ -1121,7 +1027,7 @@
           <w:b/>
           <w:color w:val="1A1A1A"/>
         </w:rPr>
-        <w:t>47分钟</w:t>
+        <w:t>91分钟</w:t>
       </w:r>
     </w:p>
     <w:p>
@@ -1132,15 +1038,7 @@
         <w:rPr>
           <w:rFonts w:ascii="Microsoft YaHei" w:hAnsi="Microsoft YaHei"/>
         </w:rPr>
-        <w:t>最大单分钟流入：625.8万元 / 最大单分钟流出：628.3万元</w:t>
-      </w:r>
-    </w:p>
-    <w:p>
-      <w:r>
-        <w:rPr>
-          <w:rFonts w:ascii="Microsoft YaHei" w:hAnsi="Microsoft YaHei"/>
-        </w:rPr>
-        <w:t xml:space="preserve">资金面整体呈净流入态势，流入时长占比约 </w:t>
+        <w:t>最大单分钟流入：1,441.9万元 / 最大单分钟流出：</w:t>
       </w:r>
       <w:r>
         <w:rPr>
@@ -1148,13 +1046,26 @@
           <w:b/>
           <w:color w:val="1A1A1A"/>
         </w:rPr>
-        <w:t>58.4%</w:t>
+        <w:t>651.6万元</w:t>
+      </w:r>
+    </w:p>
+    <w:p>
+      <w:pPr>
+        <w:pStyle w:val="ListBullet"/>
+      </w:pPr>
+      <w:r>
+        <w:rPr>
+          <w:rFonts w:ascii="Microsoft YaHei" w:hAnsi="Microsoft YaHei"/>
+        </w:rPr>
+        <w:t>净流向占比成交额：</w:t>
       </w:r>
       <w:r>
         <w:rPr>
           <w:rFonts w:ascii="Microsoft YaHei" w:hAnsi="Microsoft YaHei"/>
+          <w:b/>
+          <w:color w:val="1A1A1A"/>
         </w:rPr>
-        <w:t>，买卖力度旗鼓相当，资金博弈中多头略占优。</w:t>
+        <w:t>12.8%</w:t>
       </w:r>
     </w:p>
     <w:p>
@@ -1168,7 +1079,7 @@
           <w:color w:val="333333"/>
           <w:sz w:val="24"/>
         </w:rPr>
-        <w:t>上一交易日资金细分（元）</w:t>
+        <w:t>上一个交易日资金细分</w:t>
       </w:r>
     </w:p>
     <w:tbl>
@@ -1224,7 +1135,7 @@
                 <w:color w:val="1A1A1A"/>
                 <w:sz w:val="18"/>
               </w:rPr>
-              <w:t>净额</w:t>
+              <w:t>净额（元）</w:t>
             </w:r>
           </w:p>
         </w:tc>
@@ -1245,7 +1156,7 @@
                 <w:color w:val="1A1A1A"/>
                 <w:sz w:val="18"/>
               </w:rPr>
-              <w:t>买入</w:t>
+              <w:t>买入（元）</w:t>
             </w:r>
           </w:p>
         </w:tc>
@@ -1266,7 +1177,7 @@
                 <w:color w:val="1A1A1A"/>
                 <w:sz w:val="18"/>
               </w:rPr>
-              <w:t>卖出</w:t>
+              <w:t>卖出（元）</w:t>
             </w:r>
           </w:p>
         </w:tc>
@@ -1286,7 +1197,7 @@
                 <w:rFonts w:ascii="Microsoft YaHei" w:hAnsi="Microsoft YaHei"/>
                 <w:sz w:val="18"/>
               </w:rPr>
-              <w:t>大单净额</w:t>
+              <w:t>大单</w:t>
             </w:r>
           </w:p>
         </w:tc>
@@ -1306,7 +1217,7 @@
                 <w:color w:val="1A1A1A"/>
                 <w:sz w:val="18"/>
               </w:rPr>
-              <w:t>+178.17万</w:t>
+              <w:t>+34,819,250</w:t>
             </w:r>
           </w:p>
         </w:tc>
@@ -1324,7 +1235,7 @@
                 <w:rFonts w:ascii="Microsoft YaHei" w:hAnsi="Microsoft YaHei"/>
                 <w:sz w:val="18"/>
               </w:rPr>
-              <w:t>6,297万</w:t>
+              <w:t>117,673,293</w:t>
             </w:r>
           </w:p>
         </w:tc>
@@ -1342,7 +1253,7 @@
                 <w:rFonts w:ascii="Microsoft YaHei" w:hAnsi="Microsoft YaHei"/>
                 <w:sz w:val="18"/>
               </w:rPr>
-              <w:t>6,119万</w:t>
+              <w:t>82,854,043</w:t>
             </w:r>
           </w:p>
         </w:tc>
@@ -1363,28 +1274,7 @@
                 <w:rFonts w:ascii="Microsoft YaHei" w:hAnsi="Microsoft YaHei"/>
                 <w:sz w:val="18"/>
               </w:rPr>
-              <w:t>中单净额</w:t>
-            </w:r>
-          </w:p>
-        </w:tc>
-        <w:tc>
-          <w:tcPr>
-            <w:tcW w:type="dxa" w:w="2266"/>
-            <w:shd w:fill="F8F9FA" w:val="clear"/>
-          </w:tcPr>
-          <w:p>
-            <w:pPr>
-              <w:spacing w:before="40" w:after="40" w:line="288" w:lineRule="auto"/>
-            </w:pPr>
-            <w:r/>
-            <w:r>
-              <w:rPr>
-                <w:rFonts w:ascii="Microsoft YaHei" w:hAnsi="Microsoft YaHei"/>
-                <w:b/>
-                <w:color w:val="1A1A1A"/>
-                <w:sz w:val="18"/>
-              </w:rPr>
-              <w:t>+1,031.88万</w:t>
+              <w:t>中单</w:t>
             </w:r>
           </w:p>
         </w:tc>
@@ -1403,7 +1293,7 @@
                 <w:rFonts w:ascii="Microsoft YaHei" w:hAnsi="Microsoft YaHei"/>
                 <w:sz w:val="18"/>
               </w:rPr>
-              <w:t>5,248万</w:t>
+              <w:t>+7,293,544</w:t>
             </w:r>
           </w:p>
         </w:tc>
@@ -1422,7 +1312,26 @@
                 <w:rFonts w:ascii="Microsoft YaHei" w:hAnsi="Microsoft YaHei"/>
                 <w:sz w:val="18"/>
               </w:rPr>
-              <w:t>4,216万</w:t>
+              <w:t>80,787,124</w:t>
+            </w:r>
+          </w:p>
+        </w:tc>
+        <w:tc>
+          <w:tcPr>
+            <w:tcW w:type="dxa" w:w="2266"/>
+            <w:shd w:fill="F8F9FA" w:val="clear"/>
+          </w:tcPr>
+          <w:p>
+            <w:pPr>
+              <w:spacing w:before="40" w:after="40" w:line="288" w:lineRule="auto"/>
+            </w:pPr>
+            <w:r/>
+            <w:r>
+              <w:rPr>
+                <w:rFonts w:ascii="Microsoft YaHei" w:hAnsi="Microsoft YaHei"/>
+                <w:sz w:val="18"/>
+              </w:rPr>
+              <w:t>73,493,580</w:t>
             </w:r>
           </w:p>
         </w:tc>
@@ -1442,27 +1351,7 @@
                 <w:rFonts w:ascii="Microsoft YaHei" w:hAnsi="Microsoft YaHei"/>
                 <w:sz w:val="18"/>
               </w:rPr>
-              <w:t>小单净额</w:t>
-            </w:r>
-          </w:p>
-        </w:tc>
-        <w:tc>
-          <w:tcPr>
-            <w:tcW w:type="dxa" w:w="2266"/>
-          </w:tcPr>
-          <w:p>
-            <w:pPr>
-              <w:spacing w:before="40" w:after="40" w:line="288" w:lineRule="auto"/>
-            </w:pPr>
-            <w:r/>
-            <w:r>
-              <w:rPr>
-                <w:rFonts w:ascii="Microsoft YaHei" w:hAnsi="Microsoft YaHei"/>
-                <w:b/>
-                <w:color w:val="1A1A1A"/>
-                <w:sz w:val="18"/>
-              </w:rPr>
-              <w:t>+1,277.97万</w:t>
+              <w:t>小单</w:t>
             </w:r>
           </w:p>
         </w:tc>
@@ -1480,7 +1369,7 @@
                 <w:rFonts w:ascii="Microsoft YaHei" w:hAnsi="Microsoft YaHei"/>
                 <w:sz w:val="18"/>
               </w:rPr>
-              <w:t>2,571万</w:t>
+              <w:t>+13,394,277</w:t>
             </w:r>
           </w:p>
         </w:tc>
@@ -1498,7 +1387,25 @@
                 <w:rFonts w:ascii="Microsoft YaHei" w:hAnsi="Microsoft YaHei"/>
                 <w:sz w:val="18"/>
               </w:rPr>
-              <w:t>1,293万</w:t>
+              <w:t>43,861,436</w:t>
+            </w:r>
+          </w:p>
+        </w:tc>
+        <w:tc>
+          <w:tcPr>
+            <w:tcW w:type="dxa" w:w="2266"/>
+          </w:tcPr>
+          <w:p>
+            <w:pPr>
+              <w:spacing w:before="40" w:after="40" w:line="288" w:lineRule="auto"/>
+            </w:pPr>
+            <w:r/>
+            <w:r>
+              <w:rPr>
+                <w:rFonts w:ascii="Microsoft YaHei" w:hAnsi="Microsoft YaHei"/>
+                <w:sz w:val="18"/>
+              </w:rPr>
+              <w:t>30,467,159</w:t>
             </w:r>
           </w:p>
         </w:tc>
@@ -1542,7 +1449,7 @@
                 <w:color w:val="1A1A1A"/>
                 <w:sz w:val="18"/>
               </w:rPr>
-              <w:t>+2,488.02万</w:t>
+              <w:t>+55,507,071</w:t>
             </w:r>
           </w:p>
         </w:tc>
@@ -1588,22 +1495,6 @@
     </w:tbl>
     <w:p/>
     <w:p>
-      <w:r>
-        <w:rPr>
-          <w:rFonts w:ascii="Microsoft YaHei" w:hAnsi="Microsoft YaHei"/>
-          <w:b/>
-          <w:color w:val="1A1A1A"/>
-        </w:rPr>
-        <w:t>观察：</w:t>
-      </w:r>
-      <w:r>
-        <w:rPr>
-          <w:rFonts w:ascii="Microsoft YaHei" w:hAnsi="Microsoft YaHei"/>
-        </w:rPr>
-        <w:t xml:space="preserve"> 大、中、小单全线净流入，且中单和小单净流入规模显著大于大单，说明散户及中户资金参与度较高，而机构大单仅小幅试探性买入。</w:t>
-      </w:r>
-    </w:p>
-    <w:p>
       <w:pPr>
         <w:spacing w:before="280" w:after="80" w:line="312" w:lineRule="auto"/>
       </w:pPr>
@@ -1614,54 +1505,7 @@
           <w:color w:val="333333"/>
           <w:sz w:val="24"/>
         </w:rPr>
-        <w:t>融资融券（截至上一交易日）</w:t>
-      </w:r>
-    </w:p>
-    <w:p>
-      <w:pPr>
-        <w:pStyle w:val="ListBullet"/>
-      </w:pPr>
-      <w:r>
-        <w:rPr>
-          <w:rFonts w:ascii="Microsoft YaHei" w:hAnsi="Microsoft YaHei"/>
-          <w:b/>
-          <w:color w:val="1A1A1A"/>
-        </w:rPr>
-        <w:t>融资余额：8.98亿元（较前日+0.72%）</w:t>
-      </w:r>
-      <w:r>
-        <w:rPr>
-          <w:rFonts w:ascii="Microsoft YaHei" w:hAnsi="Microsoft YaHei"/>
-        </w:rPr>
-        <w:t xml:space="preserve">，占流通市值比例 </w:t>
-      </w:r>
-      <w:r>
-        <w:rPr>
-          <w:rFonts w:ascii="Microsoft YaHei" w:hAnsi="Microsoft YaHei"/>
-          <w:b/>
-          <w:color w:val="1A1A1A"/>
-        </w:rPr>
-        <w:t>1.27%</w:t>
-      </w:r>
-      <w:r>
-        <w:rPr>
-          <w:rFonts w:ascii="Microsoft YaHei" w:hAnsi="Microsoft YaHei"/>
-        </w:rPr>
-        <w:t xml:space="preserve">，超过近一年 </w:t>
-      </w:r>
-      <w:r>
-        <w:rPr>
-          <w:rFonts w:ascii="Microsoft YaHei" w:hAnsi="Microsoft YaHei"/>
-          <w:b/>
-          <w:color w:val="1A1A1A"/>
-        </w:rPr>
-        <w:t>70%分位</w:t>
-      </w:r>
-      <w:r>
-        <w:rPr>
-          <w:rFonts w:ascii="Microsoft YaHei" w:hAnsi="Microsoft YaHei"/>
-        </w:rPr>
-        <w:t>水平</w:t>
+        <w:t>融资融券（前一交易日）</w:t>
       </w:r>
     </w:p>
     <w:p>
@@ -1672,15 +1516,118 @@
         <w:rPr>
           <w:rFonts w:ascii="Microsoft YaHei" w:hAnsi="Microsoft YaHei"/>
         </w:rPr>
-        <w:t>融券余额：0.05亿元（较前日-3.72%）</w:t>
+        <w:t>融资余额：</w:t>
+      </w:r>
+      <w:r>
+        <w:rPr>
+          <w:rFonts w:ascii="Microsoft YaHei" w:hAnsi="Microsoft YaHei"/>
+          <w:b/>
+          <w:color w:val="1A1A1A"/>
+        </w:rPr>
+        <w:t>8.98亿元</w:t>
+      </w:r>
+      <w:r>
+        <w:rPr>
+          <w:rFonts w:ascii="Microsoft YaHei" w:hAnsi="Microsoft YaHei"/>
+        </w:rPr>
+        <w:t>（较前日 +0.72%）</w:t>
+      </w:r>
+    </w:p>
+    <w:p>
+      <w:pPr>
+        <w:pStyle w:val="ListBullet"/>
+      </w:pPr>
+      <w:r>
+        <w:rPr>
+          <w:rFonts w:ascii="Microsoft YaHei" w:hAnsi="Microsoft YaHei"/>
+        </w:rPr>
+        <w:t>融券余额：</w:t>
+      </w:r>
+      <w:r>
+        <w:rPr>
+          <w:rFonts w:ascii="Microsoft YaHei" w:hAnsi="Microsoft YaHei"/>
+          <w:b/>
+          <w:color w:val="1A1A1A"/>
+        </w:rPr>
+        <w:t>0.05亿元</w:t>
+      </w:r>
+      <w:r>
+        <w:rPr>
+          <w:rFonts w:ascii="Microsoft YaHei" w:hAnsi="Microsoft YaHei"/>
+        </w:rPr>
+        <w:t>（较前日 -3.72%）</w:t>
       </w:r>
     </w:p>
     <w:p>
       <w:r>
         <w:rPr>
           <w:rFonts w:ascii="Microsoft YaHei" w:hAnsi="Microsoft YaHei"/>
+          <w:b/>
+          <w:color w:val="1A1A1A"/>
         </w:rPr>
-        <w:t>融资余额持续攀升且处于历史高位区间，显示杠杆资金对该股看好情绪浓；融券余额进一步收缩，空头力量减弱。</w:t>
+        <w:t>解读：</w:t>
+      </w:r>
+      <w:r>
+        <w:rPr>
+          <w:rFonts w:ascii="Microsoft YaHei" w:hAnsi="Microsoft YaHei"/>
+        </w:rPr>
+        <w:t xml:space="preserve"> 今日资金面呈现积极信号。</w:t>
+      </w:r>
+      <w:r>
+        <w:rPr>
+          <w:rFonts w:ascii="Microsoft YaHei" w:hAnsi="Microsoft YaHei"/>
+          <w:b/>
+          <w:color w:val="1A1A1A"/>
+        </w:rPr>
+        <w:t>净流入5,550.71万元</w:t>
+      </w:r>
+      <w:r>
+        <w:rPr>
+          <w:rFonts w:ascii="Microsoft YaHei" w:hAnsi="Microsoft YaHei"/>
+        </w:rPr>
+        <w:t xml:space="preserve">，且流入分钟数（115分钟）显著多于流出分钟数（91分钟），多头盘中占据主动。上一交易日大单净流入 </w:t>
+      </w:r>
+      <w:r>
+        <w:rPr>
+          <w:rFonts w:ascii="Microsoft YaHei" w:hAnsi="Microsoft YaHei"/>
+          <w:b/>
+          <w:color w:val="1A1A1A"/>
+        </w:rPr>
+        <w:t>3,482万元</w:t>
+      </w:r>
+      <w:r>
+        <w:rPr>
+          <w:rFonts w:ascii="Microsoft YaHei" w:hAnsi="Microsoft YaHei"/>
+        </w:rPr>
+        <w:t xml:space="preserve">，中单、小单也均为净流入，三类资金形成合力。融资余额小幅增加 </w:t>
+      </w:r>
+      <w:r>
+        <w:rPr>
+          <w:rFonts w:ascii="Microsoft YaHei" w:hAnsi="Microsoft YaHei"/>
+          <w:b/>
+          <w:color w:val="1A1A1A"/>
+        </w:rPr>
+        <w:t>0.72%</w:t>
+      </w:r>
+      <w:r>
+        <w:rPr>
+          <w:rFonts w:ascii="Microsoft YaHei" w:hAnsi="Microsoft YaHei"/>
+        </w:rPr>
+        <w:t xml:space="preserve">，融券余额下降 </w:t>
+      </w:r>
+      <w:r>
+        <w:rPr>
+          <w:rFonts w:ascii="Microsoft YaHei" w:hAnsi="Microsoft YaHei"/>
+          <w:b/>
+          <w:color w:val="1A1A1A"/>
+        </w:rPr>
+        <w:t>3.72%</w:t>
+      </w:r>
+      <w:r>
+        <w:rPr>
+          <w:rFonts w:ascii="Microsoft YaHei" w:hAnsi="Microsoft YaHei"/>
+        </w:rPr>
+        <w:t>，杠杆资金看多情绪有所升温。</w:t>
       </w:r>
     </w:p>
     <w:p>
@@ -1801,7 +1748,27 @@
                 <w:rFonts w:ascii="Microsoft YaHei" w:hAnsi="Microsoft YaHei"/>
                 <w:sz w:val="18"/>
               </w:rPr>
-              <w:t>MA5（~5.95元）</w:t>
+              <w:t>当前价</w:t>
+            </w:r>
+          </w:p>
+        </w:tc>
+        <w:tc>
+          <w:tcPr>
+            <w:tcW w:type="dxa" w:w="3022"/>
+          </w:tcPr>
+          <w:p>
+            <w:pPr>
+              <w:spacing w:before="40" w:after="40" w:line="288" w:lineRule="auto"/>
+            </w:pPr>
+            <w:r/>
+            <w:r>
+              <w:rPr>
+                <w:rFonts w:ascii="Microsoft YaHei" w:hAnsi="Microsoft YaHei"/>
+                <w:b/>
+                <w:color w:val="1A1A1A"/>
+                <w:sz w:val="18"/>
+              </w:rPr>
+              <w:t>5.87元</w:t>
             </w:r>
           </w:p>
         </w:tc>
@@ -1819,13 +1786,44 @@
                 <w:rFonts w:ascii="Microsoft YaHei" w:hAnsi="Microsoft YaHei"/>
                 <w:sz w:val="18"/>
               </w:rPr>
-              <w:t xml:space="preserve">当前价 </w:t>
+              <w:t>—</w:t>
             </w:r>
+          </w:p>
+        </w:tc>
+      </w:tr>
+      <w:tr>
+        <w:tc>
+          <w:tcPr>
+            <w:tcW w:type="dxa" w:w="3022"/>
+            <w:shd w:fill="F8F9FA" w:val="clear"/>
+          </w:tcPr>
+          <w:p>
+            <w:pPr>
+              <w:spacing w:before="40" w:after="40" w:line="288" w:lineRule="auto"/>
+            </w:pPr>
+            <w:r/>
             <w:r>
               <w:rPr>
                 <w:rFonts w:ascii="Microsoft YaHei" w:hAnsi="Microsoft YaHei"/>
-                <w:b/>
-                <w:color w:val="1A1A1A"/>
+                <w:sz w:val="18"/>
+              </w:rPr>
+              <w:t>MA5（≈5.95元）</w:t>
+            </w:r>
+          </w:p>
+        </w:tc>
+        <w:tc>
+          <w:tcPr>
+            <w:tcW w:type="dxa" w:w="3022"/>
+            <w:shd w:fill="F8F9FA" w:val="clear"/>
+          </w:tcPr>
+          <w:p>
+            <w:pPr>
+              <w:spacing w:before="40" w:after="40" w:line="288" w:lineRule="auto"/>
+            </w:pPr>
+            <w:r/>
+            <w:r>
+              <w:rPr>
+                <w:rFonts w:ascii="Microsoft YaHei" w:hAnsi="Microsoft YaHei"/>
                 <w:sz w:val="18"/>
               </w:rPr>
               <w:t>下方</w:t>
@@ -1835,6 +1833,7 @@
         <w:tc>
           <w:tcPr>
             <w:tcW w:type="dxa" w:w="3022"/>
+            <w:shd w:fill="F8F9FA" w:val="clear"/>
           </w:tcPr>
           <w:p>
             <w:pPr>
@@ -1857,7 +1856,6 @@
         <w:tc>
           <w:tcPr>
             <w:tcW w:type="dxa" w:w="3022"/>
-            <w:shd w:fill="F8F9FA" w:val="clear"/>
           </w:tcPr>
           <w:p>
             <w:pPr>
@@ -1869,14 +1867,13 @@
                 <w:rFonts w:ascii="Microsoft YaHei" w:hAnsi="Microsoft YaHei"/>
                 <w:sz w:val="18"/>
               </w:rPr>
-              <w:t>MA10（~5.90元）</w:t>
+              <w:t>MA10（≈5.90元）</w:t>
             </w:r>
           </w:p>
         </w:tc>
         <w:tc>
           <w:tcPr>
             <w:tcW w:type="dxa" w:w="3022"/>
-            <w:shd w:fill="F8F9FA" w:val="clear"/>
           </w:tcPr>
           <w:p>
             <w:pPr>
@@ -1888,15 +1885,6 @@
                 <w:rFonts w:ascii="Microsoft YaHei" w:hAnsi="Microsoft YaHei"/>
                 <w:sz w:val="18"/>
               </w:rPr>
-              <w:t xml:space="preserve">当前价 </w:t>
-            </w:r>
-            <w:r>
-              <w:rPr>
-                <w:rFonts w:ascii="Microsoft YaHei" w:hAnsi="Microsoft YaHei"/>
-                <w:b/>
-                <w:color w:val="1A1A1A"/>
-                <w:sz w:val="18"/>
-              </w:rPr>
               <w:t>贴近下方</w:t>
             </w:r>
           </w:p>
@@ -1904,7 +1892,6 @@
         <w:tc>
           <w:tcPr>
             <w:tcW w:type="dxa" w:w="3022"/>
-            <w:shd w:fill="F8F9FA" w:val="clear"/>
           </w:tcPr>
           <w:p>
             <w:pPr>
@@ -1927,6 +1914,7 @@
         <w:tc>
           <w:tcPr>
             <w:tcW w:type="dxa" w:w="3022"/>
+            <w:shd w:fill="F8F9FA" w:val="clear"/>
           </w:tcPr>
           <w:p>
             <w:pPr>
@@ -1938,13 +1926,14 @@
                 <w:rFonts w:ascii="Microsoft YaHei" w:hAnsi="Microsoft YaHei"/>
                 <w:sz w:val="18"/>
               </w:rPr>
-              <w:t>MA20/布林中轨（~5.99元）</w:t>
+              <w:t>MA20/布林中轨（≈5.99元）</w:t>
             </w:r>
           </w:p>
         </w:tc>
         <w:tc>
           <w:tcPr>
             <w:tcW w:type="dxa" w:w="3022"/>
+            <w:shd w:fill="F8F9FA" w:val="clear"/>
           </w:tcPr>
           <w:p>
             <w:pPr>
@@ -1956,15 +1945,6 @@
                 <w:rFonts w:ascii="Microsoft YaHei" w:hAnsi="Microsoft YaHei"/>
                 <w:sz w:val="18"/>
               </w:rPr>
-              <w:t xml:space="preserve">当前价 </w:t>
-            </w:r>
-            <w:r>
-              <w:rPr>
-                <w:rFonts w:ascii="Microsoft YaHei" w:hAnsi="Microsoft YaHei"/>
-                <w:b/>
-                <w:color w:val="1A1A1A"/>
-                <w:sz w:val="18"/>
-              </w:rPr>
               <w:t>下方</w:t>
             </w:r>
           </w:p>
@@ -1972,6 +1952,7 @@
         <w:tc>
           <w:tcPr>
             <w:tcW w:type="dxa" w:w="3022"/>
+            <w:shd w:fill="F8F9FA" w:val="clear"/>
           </w:tcPr>
           <w:p>
             <w:pPr>
@@ -1994,6 +1975,73 @@
         <w:tc>
           <w:tcPr>
             <w:tcW w:type="dxa" w:w="3022"/>
+          </w:tcPr>
+          <w:p>
+            <w:pPr>
+              <w:spacing w:before="40" w:after="40" w:line="288" w:lineRule="auto"/>
+            </w:pPr>
+            <w:r/>
+            <w:r>
+              <w:rPr>
+                <w:rFonts w:ascii="Microsoft YaHei" w:hAnsi="Microsoft YaHei"/>
+                <w:sz w:val="18"/>
+              </w:rPr>
+              <w:t>布林带上轨</w:t>
+            </w:r>
+          </w:p>
+        </w:tc>
+        <w:tc>
+          <w:tcPr>
+            <w:tcW w:type="dxa" w:w="3022"/>
+          </w:tcPr>
+          <w:p>
+            <w:pPr>
+              <w:spacing w:before="40" w:after="40" w:line="288" w:lineRule="auto"/>
+            </w:pPr>
+            <w:r/>
+            <w:r>
+              <w:rPr>
+                <w:rFonts w:ascii="Microsoft YaHei" w:hAnsi="Microsoft YaHei"/>
+                <w:b/>
+                <w:color w:val="1A1A1A"/>
+                <w:sz w:val="18"/>
+              </w:rPr>
+              <w:t>6.27元</w:t>
+            </w:r>
+          </w:p>
+        </w:tc>
+        <w:tc>
+          <w:tcPr>
+            <w:tcW w:type="dxa" w:w="3022"/>
+          </w:tcPr>
+          <w:p>
+            <w:pPr>
+              <w:spacing w:before="40" w:after="40" w:line="288" w:lineRule="auto"/>
+            </w:pPr>
+            <w:r/>
+            <w:r>
+              <w:rPr>
+                <w:rFonts w:ascii="Microsoft YaHei" w:hAnsi="Microsoft YaHei"/>
+                <w:sz w:val="18"/>
+              </w:rPr>
+              <w:t xml:space="preserve">上方空间 </w:t>
+            </w:r>
+            <w:r>
+              <w:rPr>
+                <w:rFonts w:ascii="Microsoft YaHei" w:hAnsi="Microsoft YaHei"/>
+                <w:b/>
+                <w:color w:val="1A1A1A"/>
+                <w:sz w:val="18"/>
+              </w:rPr>
+              <w:t>6.8%</w:t>
+            </w:r>
+          </w:p>
+        </w:tc>
+      </w:tr>
+      <w:tr>
+        <w:tc>
+          <w:tcPr>
+            <w:tcW w:type="dxa" w:w="3022"/>
             <w:shd w:fill="F8F9FA" w:val="clear"/>
           </w:tcPr>
           <w:p>
@@ -2006,7 +2054,28 @@
                 <w:rFonts w:ascii="Microsoft YaHei" w:hAnsi="Microsoft YaHei"/>
                 <w:sz w:val="18"/>
               </w:rPr>
-              <w:t>布林上轨</w:t>
+              <w:t>布林带下轨</w:t>
+            </w:r>
+          </w:p>
+        </w:tc>
+        <w:tc>
+          <w:tcPr>
+            <w:tcW w:type="dxa" w:w="3022"/>
+            <w:shd w:fill="F8F9FA" w:val="clear"/>
+          </w:tcPr>
+          <w:p>
+            <w:pPr>
+              <w:spacing w:before="40" w:after="40" w:line="288" w:lineRule="auto"/>
+            </w:pPr>
+            <w:r/>
+            <w:r>
+              <w:rPr>
+                <w:rFonts w:ascii="Microsoft YaHei" w:hAnsi="Microsoft YaHei"/>
+                <w:b/>
+                <w:color w:val="1A1A1A"/>
+                <w:sz w:val="18"/>
+              </w:rPr>
+              <w:t>5.71元</w:t>
             </w:r>
           </w:p>
         </w:tc>
@@ -2025,82 +2094,16 @@
                 <w:rFonts w:ascii="Microsoft YaHei" w:hAnsi="Microsoft YaHei"/>
                 <w:sz w:val="18"/>
               </w:rPr>
-              <w:t>6.27元</w:t>
+              <w:t xml:space="preserve">下方支撑 </w:t>
             </w:r>
-          </w:p>
-        </w:tc>
-        <w:tc>
-          <w:tcPr>
-            <w:tcW w:type="dxa" w:w="3022"/>
-            <w:shd w:fill="F8F9FA" w:val="clear"/>
-          </w:tcPr>
-          <w:p>
-            <w:pPr>
-              <w:spacing w:before="40" w:after="40" w:line="288" w:lineRule="auto"/>
-            </w:pPr>
-            <w:r/>
             <w:r>
               <w:rPr>
                 <w:rFonts w:ascii="Microsoft YaHei" w:hAnsi="Microsoft YaHei"/>
+                <w:b/>
+                <w:color w:val="1A1A1A"/>
                 <w:sz w:val="18"/>
               </w:rPr>
-              <w:t>—</w:t>
-            </w:r>
-          </w:p>
-        </w:tc>
-      </w:tr>
-      <w:tr>
-        <w:tc>
-          <w:tcPr>
-            <w:tcW w:type="dxa" w:w="3022"/>
-          </w:tcPr>
-          <w:p>
-            <w:pPr>
-              <w:spacing w:before="40" w:after="40" w:line="288" w:lineRule="auto"/>
-            </w:pPr>
-            <w:r/>
-            <w:r>
-              <w:rPr>
-                <w:rFonts w:ascii="Microsoft YaHei" w:hAnsi="Microsoft YaHei"/>
-                <w:sz w:val="18"/>
-              </w:rPr>
-              <w:t>布林下轨</w:t>
-            </w:r>
-          </w:p>
-        </w:tc>
-        <w:tc>
-          <w:tcPr>
-            <w:tcW w:type="dxa" w:w="3022"/>
-          </w:tcPr>
-          <w:p>
-            <w:pPr>
-              <w:spacing w:before="40" w:after="40" w:line="288" w:lineRule="auto"/>
-            </w:pPr>
-            <w:r/>
-            <w:r>
-              <w:rPr>
-                <w:rFonts w:ascii="Microsoft YaHei" w:hAnsi="Microsoft YaHei"/>
-                <w:sz w:val="18"/>
-              </w:rPr>
-              <w:t>5.71元</w:t>
-            </w:r>
-          </w:p>
-        </w:tc>
-        <w:tc>
-          <w:tcPr>
-            <w:tcW w:type="dxa" w:w="3022"/>
-          </w:tcPr>
-          <w:p>
-            <w:pPr>
-              <w:spacing w:before="40" w:after="40" w:line="288" w:lineRule="auto"/>
-            </w:pPr>
-            <w:r/>
-            <w:r>
-              <w:rPr>
-                <w:rFonts w:ascii="Microsoft YaHei" w:hAnsi="Microsoft YaHei"/>
-                <w:sz w:val="18"/>
-              </w:rPr>
-              <w:t>—</w:t>
+              <w:t>-2.7%</w:t>
             </w:r>
           </w:p>
         </w:tc>
@@ -2114,18 +2117,27 @@
           <w:b/>
           <w:color w:val="1A1A1A"/>
         </w:rPr>
-        <w:t>技术研判：</w:t>
+        <w:t>解读：</w:t>
       </w:r>
-    </w:p>
-    <w:p>
-      <w:pPr>
-        <w:pStyle w:val="ListBullet"/>
-      </w:pPr>
       <w:r>
         <w:rPr>
           <w:rFonts w:ascii="Microsoft YaHei" w:hAnsi="Microsoft YaHei"/>
         </w:rPr>
-        <w:t xml:space="preserve">当前价 </w:t>
+        <w:t xml:space="preserve"> 技术面呈现</w:t>
+      </w:r>
+      <w:r>
+        <w:rPr>
+          <w:rFonts w:ascii="Microsoft YaHei" w:hAnsi="Microsoft YaHei"/>
+          <w:b/>
+          <w:color w:val="1A1A1A"/>
+        </w:rPr>
+        <w:t>短期承压、中期偏弱</w:t>
+      </w:r>
+      <w:r>
+        <w:rPr>
+          <w:rFonts w:ascii="Microsoft YaHei" w:hAnsi="Microsoft YaHei"/>
+        </w:rPr>
+        <w:t xml:space="preserve">格局。当前价格 </w:t>
       </w:r>
       <w:r>
         <w:rPr>
@@ -2139,18 +2151,7 @@
         <w:rPr>
           <w:rFonts w:ascii="Microsoft YaHei" w:hAnsi="Microsoft YaHei"/>
         </w:rPr>
-        <w:t xml:space="preserve"> 运行于MA5、MA10、MA20三条均线下方，短期空头排列格局未改</w:t>
-      </w:r>
-    </w:p>
-    <w:p>
-      <w:pPr>
-        <w:pStyle w:val="ListBullet"/>
-      </w:pPr>
-      <w:r>
-        <w:rPr>
-          <w:rFonts w:ascii="Microsoft YaHei" w:hAnsi="Microsoft YaHei"/>
-        </w:rPr>
-        <w:t xml:space="preserve">但价格已逼近MA10（5.90元），仅差 </w:t>
+        <w:t xml:space="preserve"> 处于 MA5（5.95）、MA10（5.90）和 MA20（5.99）三条均线下方，均线系统呈空头排列。但值得注意的是，价格已</w:t>
       </w:r>
       <w:r>
         <w:rPr>
@@ -2158,24 +2159,13 @@
           <w:b/>
           <w:color w:val="1A1A1A"/>
         </w:rPr>
-        <w:t>0.5%</w:t>
+        <w:t>贴近MA10（仅差0.5%）</w:t>
       </w:r>
       <w:r>
         <w:rPr>
           <w:rFonts w:ascii="Microsoft YaHei" w:hAnsi="Microsoft YaHei"/>
         </w:rPr>
-        <w:t>，若午后能有效站稳，有望形成短期突破</w:t>
-      </w:r>
-    </w:p>
-    <w:p>
-      <w:pPr>
-        <w:pStyle w:val="ListBullet"/>
-      </w:pPr>
-      <w:r>
-        <w:rPr>
-          <w:rFonts w:ascii="Microsoft YaHei" w:hAnsi="Microsoft YaHei"/>
-        </w:rPr>
-        <w:t xml:space="preserve">布林带下轨位于 </w:t>
+        <w:t xml:space="preserve">，若午后继续上行站稳5.90元，有望率先突破10日均线压制。布林带方面，价格位于中轨（5.99）与下轨（5.71）之间偏下轨区域，距下轨支撑位 </w:t>
       </w:r>
       <w:r>
         <w:rPr>
@@ -2189,7 +2179,7 @@
         <w:rPr>
           <w:rFonts w:ascii="Microsoft YaHei" w:hAnsi="Microsoft YaHei"/>
         </w:rPr>
-        <w:t xml:space="preserve">（距当前价 </w:t>
+        <w:t xml:space="preserve"> 约 </w:t>
       </w:r>
       <w:r>
         <w:rPr>
@@ -2197,66 +2187,13 @@
           <w:b/>
           <w:color w:val="1A1A1A"/>
         </w:rPr>
-        <w:t>-2.7%</w:t>
+        <w:t>2.7%</w:t>
       </w:r>
       <w:r>
         <w:rPr>
           <w:rFonts w:ascii="Microsoft YaHei" w:hAnsi="Microsoft YaHei"/>
         </w:rPr>
-        <w:t xml:space="preserve">），为下方支撑参考；中轨 </w:t>
-      </w:r>
-      <w:r>
-        <w:rPr>
-          <w:rFonts w:ascii="Microsoft YaHei" w:hAnsi="Microsoft YaHei"/>
-          <w:b/>
-          <w:color w:val="1A1A1A"/>
-        </w:rPr>
-        <w:t>5.99元</w:t>
-      </w:r>
-      <w:r>
-        <w:rPr>
-          <w:rFonts w:ascii="Microsoft YaHei" w:hAnsi="Microsoft YaHei"/>
-        </w:rPr>
-        <w:t xml:space="preserve">（距当前价 </w:t>
-      </w:r>
-      <w:r>
-        <w:rPr>
-          <w:rFonts w:ascii="Microsoft YaHei" w:hAnsi="Microsoft YaHei"/>
-          <w:b/>
-          <w:color w:val="1A1A1A"/>
-        </w:rPr>
-        <w:t>+2.0%</w:t>
-      </w:r>
-      <w:r>
-        <w:rPr>
-          <w:rFonts w:ascii="Microsoft YaHei" w:hAnsi="Microsoft YaHei"/>
-        </w:rPr>
-        <w:t>）为上方第一压力位</w:t>
-      </w:r>
-    </w:p>
-    <w:p>
-      <w:pPr>
-        <w:pStyle w:val="ListBullet"/>
-      </w:pPr>
-      <w:r>
-        <w:rPr>
-          <w:rFonts w:ascii="Microsoft YaHei" w:hAnsi="Microsoft YaHei"/>
-        </w:rPr>
-        <w:t xml:space="preserve">今日早盘最低探至 </w:t>
-      </w:r>
-      <w:r>
-        <w:rPr>
-          <w:rFonts w:ascii="Microsoft YaHei" w:hAnsi="Microsoft YaHei"/>
-          <w:b/>
-          <w:color w:val="1A1A1A"/>
-        </w:rPr>
-        <w:t>5.79元</w:t>
-      </w:r>
-      <w:r>
-        <w:rPr>
-          <w:rFonts w:ascii="Microsoft YaHei" w:hAnsi="Microsoft YaHei"/>
-        </w:rPr>
-        <w:t>，未触及布林下轨即反弹，显示下轨附近支撑较强</w:t>
+        <w:t>，下方有一定安全垫。布林带宽度（6.27-5.71=0.56）适中，尚未出现极端扩张信号。</w:t>
       </w:r>
     </w:p>
     <w:p>
@@ -2289,212 +2226,7 @@
         <w:rPr>
           <w:rFonts w:ascii="Microsoft YaHei" w:hAnsi="Microsoft YaHei"/>
         </w:rPr>
-        <w:t>以下为近期与国航相关的重点资讯分析：</w:t>
-      </w:r>
-    </w:p>
-    <w:p>
-      <w:pPr>
-        <w:spacing w:before="280" w:after="80" w:line="312" w:lineRule="auto"/>
-      </w:pPr>
-      <w:r>
-        <w:rPr>
-          <w:rFonts w:ascii="Microsoft YaHei" w:hAnsi="Microsoft YaHei"/>
-          <w:b/>
-          <w:color w:val="333333"/>
-          <w:sz w:val="24"/>
-        </w:rPr>
-        <w:t>正面催化</w:t>
-      </w:r>
-    </w:p>
-    <w:p>
-      <w:pPr>
-        <w:pStyle w:val="ListNumber"/>
-      </w:pPr>
-      <w:r>
-        <w:rPr>
-          <w:rFonts w:ascii="Microsoft YaHei" w:hAnsi="Microsoft YaHei"/>
-          <w:b/>
-          <w:color w:val="1A1A1A"/>
-        </w:rPr>
-        <w:t>国航10月26日起开通北京—雷克雅未克航线</w:t>
-      </w:r>
-      <w:r>
-        <w:rPr>
-          <w:rFonts w:ascii="Microsoft YaHei" w:hAnsi="Microsoft YaHei"/>
-        </w:rPr>
-        <w:t>（经济舱票价3,230元起）</w:t>
-      </w:r>
-    </w:p>
-    <w:p>
-      <w:r>
-        <w:rPr>
-          <w:rFonts w:ascii="Microsoft YaHei" w:hAnsi="Microsoft YaHei"/>
-        </w:rPr>
-        <w:t xml:space="preserve">   - 拓展国际航线网络，为中欧航线布局新增重要节点，利好远期营收预期</w:t>
-      </w:r>
-    </w:p>
-    <w:p>
-      <w:pPr>
-        <w:pStyle w:val="ListNumber"/>
-      </w:pPr>
-      <w:r>
-        <w:rPr>
-          <w:rFonts w:ascii="Microsoft YaHei" w:hAnsi="Microsoft YaHei"/>
-          <w:b/>
-          <w:color w:val="1A1A1A"/>
-        </w:rPr>
-        <w:t>暑运成都"火"出圈</w:t>
-      </w:r>
-      <w:r>
-        <w:rPr>
-          <w:rFonts w:ascii="Microsoft YaHei" w:hAnsi="Microsoft YaHei"/>
-        </w:rPr>
-        <w:t>，各航司热门目的地排名靠前</w:t>
-      </w:r>
-    </w:p>
-    <w:p>
-      <w:r>
-        <w:rPr>
-          <w:rFonts w:ascii="Microsoft YaHei" w:hAnsi="Microsoft YaHei"/>
-        </w:rPr>
-        <w:t xml:space="preserve">   - 暑期出行需求旺盛，旺季运量提升有望改善航空公司三季报表现</w:t>
-      </w:r>
-    </w:p>
-    <w:p>
-      <w:pPr>
-        <w:pStyle w:val="ListNumber"/>
-      </w:pPr>
-      <w:r>
-        <w:rPr>
-          <w:rFonts w:ascii="Microsoft YaHei" w:hAnsi="Microsoft YaHei"/>
-          <w:b/>
-          <w:color w:val="1A1A1A"/>
-        </w:rPr>
-        <w:t>融资余额持续增长</w:t>
-      </w:r>
-      <w:r>
-        <w:rPr>
-          <w:rFonts w:ascii="Microsoft YaHei" w:hAnsi="Microsoft YaHei"/>
-        </w:rPr>
-        <w:t>，7月28日融资买入3,583.59万元，融资余额8.98亿元</w:t>
-      </w:r>
-    </w:p>
-    <w:p>
-      <w:r>
-        <w:rPr>
-          <w:rFonts w:ascii="Microsoft YaHei" w:hAnsi="Microsoft YaHei"/>
-        </w:rPr>
-        <w:t xml:space="preserve">   - 杠杆资金持续加码，反映市场对国航中期走势的看好</w:t>
-      </w:r>
-    </w:p>
-    <w:p>
-      <w:pPr>
-        <w:pStyle w:val="ListNumber"/>
-      </w:pPr>
-      <w:r>
-        <w:rPr>
-          <w:rFonts w:ascii="Microsoft YaHei" w:hAnsi="Microsoft YaHei"/>
-          <w:b/>
-          <w:color w:val="1A1A1A"/>
-        </w:rPr>
-        <w:t>"民航版12306"上线一周年，票量倍增</w:t>
-      </w:r>
-    </w:p>
-    <w:p>
-      <w:r>
-        <w:rPr>
-          <w:rFonts w:ascii="Microsoft YaHei" w:hAnsi="Microsoft YaHei"/>
-        </w:rPr>
-        <w:t xml:space="preserve">   - 航旅纵横直销平台发展迅速，有助于航司降低对OTA渠道依赖，提升利润空间</w:t>
-      </w:r>
-    </w:p>
-    <w:p>
-      <w:pPr>
-        <w:spacing w:before="280" w:after="80" w:line="312" w:lineRule="auto"/>
-      </w:pPr>
-      <w:r>
-        <w:rPr>
-          <w:rFonts w:ascii="Microsoft YaHei" w:hAnsi="Microsoft YaHei"/>
-          <w:b/>
-          <w:color w:val="333333"/>
-          <w:sz w:val="24"/>
-        </w:rPr>
-        <w:t>中性/需关注事项</w:t>
-      </w:r>
-    </w:p>
-    <w:p>
-      <w:pPr>
-        <w:pStyle w:val="ListNumber"/>
-      </w:pPr>
-      <w:r>
-        <w:rPr>
-          <w:rFonts w:ascii="Microsoft YaHei" w:hAnsi="Microsoft YaHei"/>
-          <w:b/>
-          <w:color w:val="1A1A1A"/>
-        </w:rPr>
-        <w:t>"中国国航"定增方案已完成</w:t>
-      </w:r>
-      <w:r>
-        <w:rPr>
-          <w:rFonts w:ascii="Microsoft YaHei" w:hAnsi="Microsoft YaHei"/>
-        </w:rPr>
-        <w:t>，募资金额居年内前列</w:t>
-      </w:r>
-    </w:p>
-    <w:p>
-      <w:r>
-        <w:rPr>
-          <w:rFonts w:ascii="Microsoft YaHei" w:hAnsi="Microsoft YaHei"/>
-        </w:rPr>
-        <w:t xml:space="preserve">   - 定增落地将补充资本金，但短期或对股价形成一定摊薄效应</w:t>
-      </w:r>
-    </w:p>
-    <w:p>
-      <w:pPr>
-        <w:pStyle w:val="ListNumber"/>
-      </w:pPr>
-      <w:r>
-        <w:rPr>
-          <w:rFonts w:ascii="Microsoft YaHei" w:hAnsi="Microsoft YaHei"/>
-          <w:b/>
-          <w:color w:val="1A1A1A"/>
-        </w:rPr>
-        <w:t>公司回应：飞机引进周期与远期运力规划相匹配，属于战略性长期布局</w:t>
-      </w:r>
-    </w:p>
-    <w:p>
-      <w:r>
-        <w:rPr>
-          <w:rFonts w:ascii="Microsoft YaHei" w:hAnsi="Microsoft YaHei"/>
-        </w:rPr>
-        <w:t xml:space="preserve">   - 公司主动释放信号，说明运力扩张有序，避免市场对过度扩张的担忧</w:t>
-      </w:r>
-    </w:p>
-    <w:p>
-      <w:pPr>
-        <w:pStyle w:val="ListNumber"/>
-      </w:pPr>
-      <w:r>
-        <w:rPr>
-          <w:rFonts w:ascii="Microsoft YaHei" w:hAnsi="Microsoft YaHei"/>
-          <w:b/>
-          <w:color w:val="1A1A1A"/>
-        </w:rPr>
-        <w:t>"中国第一大航"悬念再起</w:t>
-      </w:r>
-      <w:r>
-        <w:rPr>
-          <w:rFonts w:ascii="Microsoft YaHei" w:hAnsi="Microsoft YaHei"/>
-        </w:rPr>
-        <w:t>（国航与南航机队规模仅差1架）</w:t>
-      </w:r>
-    </w:p>
-    <w:p>
-      <w:r>
-        <w:rPr>
-          <w:rFonts w:ascii="Microsoft YaHei" w:hAnsi="Microsoft YaHei"/>
-        </w:rPr>
-        <w:t xml:space="preserve">   - 机队规模争夺或将引发市场对航司资本开支和盈利能力的讨论</w:t>
+        <w:t>今日相关资讯源搜索均未返回有效结果（各通道均失败），无最新公告或新闻可供分析。</w:t>
       </w:r>
     </w:p>
     <w:p>
@@ -2520,6 +2252,20 @@
           <w:sz w:val="28"/>
         </w:rPr>
         <w:t>板块关联</w:t>
+      </w:r>
+    </w:p>
+    <w:p>
+      <w:pPr>
+        <w:spacing w:before="280" w:after="80" w:line="312" w:lineRule="auto"/>
+      </w:pPr>
+      <w:r>
+        <w:rPr>
+          <w:rFonts w:ascii="Microsoft YaHei" w:hAnsi="Microsoft YaHei"/>
+          <w:b/>
+          <w:color w:val="333333"/>
+          <w:sz w:val="24"/>
+        </w:rPr>
+        <w:t>所属板块表现</w:t>
       </w:r>
     </w:p>
     <w:tbl>
@@ -2596,7 +2342,7 @@
                 <w:color w:val="1A1A1A"/>
                 <w:sz w:val="18"/>
               </w:rPr>
-              <w:t>板块内排名</w:t>
+              <w:t>全市场排名</w:t>
             </w:r>
           </w:p>
         </w:tc>
@@ -2617,7 +2363,7 @@
                 <w:color w:val="1A1A1A"/>
                 <w:sz w:val="18"/>
               </w:rPr>
-              <w:t>板块内上涨/下跌</w:t>
+              <w:t>板块内表现</w:t>
             </w:r>
           </w:p>
         </w:tc>
@@ -2635,11 +2381,9 @@
             <w:r>
               <w:rPr>
                 <w:rFonts w:ascii="Microsoft YaHei" w:hAnsi="Microsoft YaHei"/>
-                <w:b/>
-                <w:color w:val="1A1A1A"/>
                 <w:sz w:val="18"/>
               </w:rPr>
-              <w:t>客运航空公司Ⅲ(A股)</w:t>
+              <w:t>客运航空公司Ⅲ</w:t>
             </w:r>
           </w:p>
         </w:tc>
@@ -2675,8 +2419,6 @@
             <w:r>
               <w:rPr>
                 <w:rFonts w:ascii="Microsoft YaHei" w:hAnsi="Microsoft YaHei"/>
-                <w:b/>
-                <w:color w:val="1A1A1A"/>
                 <w:sz w:val="18"/>
               </w:rPr>
               <w:t>168/1158</w:t>
@@ -2695,11 +2437,9 @@
             <w:r>
               <w:rPr>
                 <w:rFonts w:ascii="Microsoft YaHei" w:hAnsi="Microsoft YaHei"/>
-                <w:b/>
-                <w:color w:val="1A1A1A"/>
                 <w:sz w:val="18"/>
               </w:rPr>
-              <w:t>6只全涨/0跌</w:t>
+              <w:t>6只全涨，该股排第3</w:t>
             </w:r>
           </w:p>
         </w:tc>
@@ -2720,7 +2460,28 @@
                 <w:rFonts w:ascii="Microsoft YaHei" w:hAnsi="Microsoft YaHei"/>
                 <w:sz w:val="18"/>
               </w:rPr>
-              <w:t>运输(A股)</w:t>
+              <w:t>客运航空公司Ⅳ</w:t>
+            </w:r>
+          </w:p>
+        </w:tc>
+        <w:tc>
+          <w:tcPr>
+            <w:tcW w:type="dxa" w:w="2266"/>
+            <w:shd w:fill="F8F9FA" w:val="clear"/>
+          </w:tcPr>
+          <w:p>
+            <w:pPr>
+              <w:spacing w:before="40" w:after="40" w:line="288" w:lineRule="auto"/>
+            </w:pPr>
+            <w:r/>
+            <w:r>
+              <w:rPr>
+                <w:rFonts w:ascii="Microsoft YaHei" w:hAnsi="Microsoft YaHei"/>
+                <w:b/>
+                <w:color w:val="1A1A1A"/>
+                <w:sz w:val="18"/>
+              </w:rPr>
+              <w:t>+0.51%</w:t>
             </w:r>
           </w:p>
         </w:tc>
@@ -2739,7 +2500,7 @@
                 <w:rFonts w:ascii="Microsoft YaHei" w:hAnsi="Microsoft YaHei"/>
                 <w:sz w:val="18"/>
               </w:rPr>
-              <w:t>+0.02%</w:t>
+              <w:t>167/1158</w:t>
             </w:r>
           </w:p>
         </w:tc>
@@ -2758,7 +2519,125 @@
                 <w:rFonts w:ascii="Microsoft YaHei" w:hAnsi="Microsoft YaHei"/>
                 <w:sz w:val="18"/>
               </w:rPr>
+              <w:t>6只全涨，该股排第3</w:t>
+            </w:r>
+          </w:p>
+        </w:tc>
+      </w:tr>
+      <w:tr>
+        <w:tc>
+          <w:tcPr>
+            <w:tcW w:type="dxa" w:w="2266"/>
+          </w:tcPr>
+          <w:p>
+            <w:pPr>
+              <w:spacing w:before="40" w:after="40" w:line="288" w:lineRule="auto"/>
+            </w:pPr>
+            <w:r/>
+            <w:r>
+              <w:rPr>
+                <w:rFonts w:ascii="Microsoft YaHei" w:hAnsi="Microsoft YaHei"/>
+                <w:sz w:val="18"/>
+              </w:rPr>
+              <w:t>运输（A股）</w:t>
+            </w:r>
+          </w:p>
+        </w:tc>
+        <w:tc>
+          <w:tcPr>
+            <w:tcW w:type="dxa" w:w="2266"/>
+          </w:tcPr>
+          <w:p>
+            <w:pPr>
+              <w:spacing w:before="40" w:after="40" w:line="288" w:lineRule="auto"/>
+            </w:pPr>
+            <w:r/>
+            <w:r>
+              <w:rPr>
+                <w:rFonts w:ascii="Microsoft YaHei" w:hAnsi="Microsoft YaHei"/>
+                <w:b/>
+                <w:color w:val="1A1A1A"/>
+                <w:sz w:val="18"/>
+              </w:rPr>
+              <w:t>+0.02%</w:t>
+            </w:r>
+          </w:p>
+        </w:tc>
+        <w:tc>
+          <w:tcPr>
+            <w:tcW w:type="dxa" w:w="2266"/>
+          </w:tcPr>
+          <w:p>
+            <w:pPr>
+              <w:spacing w:before="40" w:after="40" w:line="288" w:lineRule="auto"/>
+            </w:pPr>
+            <w:r/>
+            <w:r>
+              <w:rPr>
+                <w:rFonts w:ascii="Microsoft YaHei" w:hAnsi="Microsoft YaHei"/>
+                <w:sz w:val="18"/>
+              </w:rPr>
               <w:t>219/1158</w:t>
+            </w:r>
+          </w:p>
+        </w:tc>
+        <w:tc>
+          <w:tcPr>
+            <w:tcW w:type="dxa" w:w="2266"/>
+          </w:tcPr>
+          <w:p>
+            <w:pPr>
+              <w:spacing w:before="40" w:after="40" w:line="288" w:lineRule="auto"/>
+            </w:pPr>
+            <w:r/>
+            <w:r>
+              <w:rPr>
+                <w:rFonts w:ascii="Microsoft YaHei" w:hAnsi="Microsoft YaHei"/>
+                <w:sz w:val="18"/>
+              </w:rPr>
+              <w:t>涨68/跌48</w:t>
+            </w:r>
+          </w:p>
+        </w:tc>
+      </w:tr>
+      <w:tr>
+        <w:tc>
+          <w:tcPr>
+            <w:tcW w:type="dxa" w:w="2266"/>
+            <w:shd w:fill="F8F9FA" w:val="clear"/>
+          </w:tcPr>
+          <w:p>
+            <w:pPr>
+              <w:spacing w:before="40" w:after="40" w:line="288" w:lineRule="auto"/>
+            </w:pPr>
+            <w:r/>
+            <w:r>
+              <w:rPr>
+                <w:rFonts w:ascii="Microsoft YaHei" w:hAnsi="Microsoft YaHei"/>
+                <w:sz w:val="18"/>
+              </w:rPr>
+              <w:t>工业（A股）</w:t>
+            </w:r>
+          </w:p>
+        </w:tc>
+        <w:tc>
+          <w:tcPr>
+            <w:tcW w:type="dxa" w:w="2266"/>
+            <w:shd w:fill="F8F9FA" w:val="clear"/>
+          </w:tcPr>
+          <w:p>
+            <w:pPr>
+              <w:spacing w:before="40" w:after="40" w:line="288" w:lineRule="auto"/>
+            </w:pPr>
+            <w:r/>
+            <w:r>
+              <w:rPr>
+                <w:rFonts w:ascii="Microsoft YaHei" w:hAnsi="Microsoft YaHei"/>
+                <w:b/>
+                <w:color w:val="1A1A1A"/>
+                <w:sz w:val="18"/>
+              </w:rPr>
+              <w:t>-2.77%</w:t>
             </w:r>
           </w:p>
         </w:tc>
@@ -2777,7 +2656,26 @@
                 <w:rFonts w:ascii="Microsoft YaHei" w:hAnsi="Microsoft YaHei"/>
                 <w:sz w:val="18"/>
               </w:rPr>
-              <w:t>68涨/48跌</w:t>
+              <w:t>779/1158</w:t>
+            </w:r>
+          </w:p>
+        </w:tc>
+        <w:tc>
+          <w:tcPr>
+            <w:tcW w:type="dxa" w:w="2266"/>
+            <w:shd w:fill="F8F9FA" w:val="clear"/>
+          </w:tcPr>
+          <w:p>
+            <w:pPr>
+              <w:spacing w:before="40" w:after="40" w:line="288" w:lineRule="auto"/>
+            </w:pPr>
+            <w:r/>
+            <w:r>
+              <w:rPr>
+                <w:rFonts w:ascii="Microsoft YaHei" w:hAnsi="Microsoft YaHei"/>
+                <w:sz w:val="18"/>
+              </w:rPr>
+              <w:t>整体偏弱</w:t>
             </w:r>
           </w:p>
         </w:tc>
@@ -2813,6 +2711,8 @@
             <w:r>
               <w:rPr>
                 <w:rFonts w:ascii="Microsoft YaHei" w:hAnsi="Microsoft YaHei"/>
+                <w:b/>
+                <w:color w:val="1A1A1A"/>
                 <w:sz w:val="18"/>
               </w:rPr>
               <w:t>+1.57%</w:t>
@@ -2851,7 +2751,7 @@
                 <w:rFonts w:ascii="Microsoft YaHei" w:hAnsi="Microsoft YaHei"/>
                 <w:sz w:val="18"/>
               </w:rPr>
-              <w:t>255涨/63跌</w:t>
+              <w:t>涨255/跌63</w:t>
             </w:r>
           </w:p>
         </w:tc>
@@ -2889,6 +2789,8 @@
             <w:r>
               <w:rPr>
                 <w:rFonts w:ascii="Microsoft YaHei" w:hAnsi="Microsoft YaHei"/>
+                <w:b/>
+                <w:color w:val="1A1A1A"/>
                 <w:sz w:val="18"/>
               </w:rPr>
               <w:t>+1.79%</w:t>
@@ -2929,81 +2831,7 @@
                 <w:rFonts w:ascii="Microsoft YaHei" w:hAnsi="Microsoft YaHei"/>
                 <w:sz w:val="18"/>
               </w:rPr>
-              <w:t>163涨/33跌</w:t>
-            </w:r>
-          </w:p>
-        </w:tc>
-      </w:tr>
-      <w:tr>
-        <w:tc>
-          <w:tcPr>
-            <w:tcW w:type="dxa" w:w="2266"/>
-          </w:tcPr>
-          <w:p>
-            <w:pPr>
-              <w:spacing w:before="40" w:after="40" w:line="288" w:lineRule="auto"/>
-            </w:pPr>
-            <w:r/>
-            <w:r>
-              <w:rPr>
-                <w:rFonts w:ascii="Microsoft YaHei" w:hAnsi="Microsoft YaHei"/>
-                <w:sz w:val="18"/>
-              </w:rPr>
-              <w:t>工业(A股)</w:t>
-            </w:r>
-          </w:p>
-        </w:tc>
-        <w:tc>
-          <w:tcPr>
-            <w:tcW w:type="dxa" w:w="2266"/>
-          </w:tcPr>
-          <w:p>
-            <w:pPr>
-              <w:spacing w:before="40" w:after="40" w:line="288" w:lineRule="auto"/>
-            </w:pPr>
-            <w:r/>
-            <w:r>
-              <w:rPr>
-                <w:rFonts w:ascii="Microsoft YaHei" w:hAnsi="Microsoft YaHei"/>
-                <w:sz w:val="18"/>
-              </w:rPr>
-              <w:t>-2.77%</w:t>
-            </w:r>
-          </w:p>
-        </w:tc>
-        <w:tc>
-          <w:tcPr>
-            <w:tcW w:type="dxa" w:w="2266"/>
-          </w:tcPr>
-          <w:p>
-            <w:pPr>
-              <w:spacing w:before="40" w:after="40" w:line="288" w:lineRule="auto"/>
-            </w:pPr>
-            <w:r/>
-            <w:r>
-              <w:rPr>
-                <w:rFonts w:ascii="Microsoft YaHei" w:hAnsi="Microsoft YaHei"/>
-                <w:sz w:val="18"/>
-              </w:rPr>
-              <w:t>779/1158</w:t>
-            </w:r>
-          </w:p>
-        </w:tc>
-        <w:tc>
-          <w:tcPr>
-            <w:tcW w:type="dxa" w:w="2266"/>
-          </w:tcPr>
-          <w:p>
-            <w:pPr>
-              <w:spacing w:before="40" w:after="40" w:line="288" w:lineRule="auto"/>
-            </w:pPr>
-            <w:r/>
-            <w:r>
-              <w:rPr>
-                <w:rFonts w:ascii="Microsoft YaHei" w:hAnsi="Microsoft YaHei"/>
-                <w:sz w:val="18"/>
-              </w:rPr>
-              <w:t>344涨/842跌</w:t>
+              <w:t>涨163/跌33</w:t>
             </w:r>
           </w:p>
         </w:tc>
@@ -3017,13 +2845,13 @@
           <w:b/>
           <w:color w:val="1A1A1A"/>
         </w:rPr>
-        <w:t>板块解读：</w:t>
+        <w:t>解读：</w:t>
       </w:r>
       <w:r>
         <w:rPr>
           <w:rFonts w:ascii="Microsoft YaHei" w:hAnsi="Microsoft YaHei"/>
         </w:rPr>
-        <w:t xml:space="preserve"> 航空板块今日全线飘红，6只客运航空股 </w:t>
+        <w:t xml:space="preserve"> 航空板块整体表现稳健。</w:t>
       </w:r>
       <w:r>
         <w:rPr>
@@ -3031,13 +2859,27 @@
           <w:b/>
           <w:color w:val="1A1A1A"/>
         </w:rPr>
-        <w:t>全部上涨</w:t>
+        <w:t>客运航空公司板块</w:t>
       </w:r>
       <w:r>
         <w:rPr>
           <w:rFonts w:ascii="Microsoft YaHei" w:hAnsi="Microsoft YaHei"/>
         </w:rPr>
-        <w:t xml:space="preserve">，板块涨幅 </w:t>
+        <w:t>今日</w:t>
+      </w:r>
+      <w:r>
+        <w:rPr>
+          <w:rFonts w:ascii="Microsoft YaHei" w:hAnsi="Microsoft YaHei"/>
+          <w:b/>
+          <w:color w:val="1A1A1A"/>
+        </w:rPr>
+        <w:t>6只股票全线飘红</w:t>
+      </w:r>
+      <w:r>
+        <w:rPr>
+          <w:rFonts w:ascii="Microsoft YaHei" w:hAnsi="Microsoft YaHei"/>
+        </w:rPr>
+        <w:t xml:space="preserve">，涨幅均在1%以内，中国国航以 </w:t>
       </w:r>
       <w:r>
         <w:rPr>
@@ -3051,7 +2893,63 @@
         <w:rPr>
           <w:rFonts w:ascii="Microsoft YaHei" w:hAnsi="Microsoft YaHei"/>
         </w:rPr>
-        <w:t>，排名全市场第168位。国航在该板块中排名第3/6，涨幅介于海航控股（+0.76%）与吉祥航空（+0.49%）之间，处于板块中枢位置。沪深300和上证180等权重指数表现强劲（+1.57%/+1.79%），大盘整体氛围对航空板块形成正向带动。</w:t>
+        <w:t xml:space="preserve"> 位列板块第三。板块领涨为海航控股（+0.76%）、春秋航空（+0.70%），领跌方向为零。运输板块整体微涨 </w:t>
+      </w:r>
+      <w:r>
+        <w:rPr>
+          <w:rFonts w:ascii="Microsoft YaHei" w:hAnsi="Microsoft YaHei"/>
+          <w:b/>
+          <w:color w:val="1A1A1A"/>
+        </w:rPr>
+        <w:t>+0.02%</w:t>
+      </w:r>
+      <w:r>
+        <w:rPr>
+          <w:rFonts w:ascii="Microsoft YaHei" w:hAnsi="Microsoft YaHei"/>
+        </w:rPr>
+        <w:t xml:space="preserve">，而更大的工业板块则下跌 </w:t>
+      </w:r>
+      <w:r>
+        <w:rPr>
+          <w:rFonts w:ascii="Microsoft YaHei" w:hAnsi="Microsoft YaHei"/>
+          <w:b/>
+          <w:color w:val="1A1A1A"/>
+        </w:rPr>
+        <w:t>-2.77%</w:t>
+      </w:r>
+      <w:r>
+        <w:rPr>
+          <w:rFonts w:ascii="Microsoft YaHei" w:hAnsi="Microsoft YaHei"/>
+        </w:rPr>
+        <w:t xml:space="preserve">，说明航空子板块表现优于工业大板块均值。该股在沪深300样本股中排名 </w:t>
+      </w:r>
+      <w:r>
+        <w:rPr>
+          <w:rFonts w:ascii="Microsoft YaHei" w:hAnsi="Microsoft YaHei"/>
+          <w:b/>
+          <w:color w:val="1A1A1A"/>
+        </w:rPr>
+        <w:t>245/319</w:t>
+      </w:r>
+      <w:r>
+        <w:rPr>
+          <w:rFonts w:ascii="Microsoft YaHei" w:hAnsi="Microsoft YaHei"/>
+        </w:rPr>
+        <w:t>，处于中后部，相较指数整体涨幅（</w:t>
+      </w:r>
+      <w:r>
+        <w:rPr>
+          <w:rFonts w:ascii="Microsoft YaHei" w:hAnsi="Microsoft YaHei"/>
+          <w:b/>
+          <w:color w:val="1A1A1A"/>
+        </w:rPr>
+        <w:t>+1.57%</w:t>
+      </w:r>
+      <w:r>
+        <w:rPr>
+          <w:rFonts w:ascii="Microsoft YaHei" w:hAnsi="Microsoft YaHei"/>
+        </w:rPr>
+        <w:t>）稍显落后。</w:t>
       </w:r>
     </w:p>
     <w:p>
@@ -3080,19 +2978,22 @@
       </w:r>
     </w:p>
     <w:p>
+      <w:pPr>
+        <w:pStyle w:val="ListNumber"/>
+      </w:pPr>
       <w:r>
         <w:rPr>
           <w:rFonts w:ascii="Microsoft YaHei" w:hAnsi="Microsoft YaHei"/>
           <w:b/>
           <w:color w:val="1A1A1A"/>
         </w:rPr>
-        <w:t>主力观点：</w:t>
+        <w:t>短期走势（午后预判）：</w:t>
       </w:r>
       <w:r>
         <w:rPr>
           <w:rFonts w:ascii="Microsoft YaHei" w:hAnsi="Microsoft YaHei"/>
         </w:rPr>
-        <w:t xml:space="preserve"> 中国国航今日午盘收涨 </w:t>
+        <w:t xml:space="preserve"> 中国国航今日早盘探底回升，量能温和放大，资金面净流入，显示低位有承接力量。技术面上价格已贴近MA10（5.90元），若午后能有效站稳 </w:t>
       </w:r>
       <w:r>
         <w:rPr>
@@ -3100,13 +3001,13 @@
           <w:b/>
           <w:color w:val="1A1A1A"/>
         </w:rPr>
-        <w:t>+0.51%</w:t>
+        <w:t>5.90元</w:t>
       </w:r>
       <w:r>
         <w:rPr>
           <w:rFonts w:ascii="Microsoft YaHei" w:hAnsi="Microsoft YaHei"/>
         </w:rPr>
-        <w:t xml:space="preserve">，在航空板块中表现稳健；资金面呈现 </w:t>
+        <w:t xml:space="preserve"> 上方，则有望进一步向MA5（5.95元）及MA20/中轨（5.99元）发起挑战。下方支撑看布林下轨 </w:t>
       </w:r>
       <w:r>
         <w:rPr>
@@ -3114,13 +3015,13 @@
           <w:b/>
           <w:color w:val="1A1A1A"/>
         </w:rPr>
-        <w:t>净流入2,487万元</w:t>
+        <w:t>5.71元</w:t>
       </w:r>
       <w:r>
         <w:rPr>
           <w:rFonts w:ascii="Microsoft YaHei" w:hAnsi="Microsoft YaHei"/>
         </w:rPr>
-        <w:t xml:space="preserve">，融资余额持续攀升至 </w:t>
+        <w:t xml:space="preserve"> 及日内低点 </w:t>
       </w:r>
       <w:r>
         <w:rPr>
@@ -3128,135 +3029,52 @@
           <w:b/>
           <w:color w:val="1A1A1A"/>
         </w:rPr>
-        <w:t>8.98亿元</w:t>
+        <w:t>5.79元</w:t>
       </w:r>
       <w:r>
         <w:rPr>
           <w:rFonts w:ascii="Microsoft YaHei" w:hAnsi="Microsoft YaHei"/>
         </w:rPr>
-        <w:t>（近一年70%分位以上），杠杆资金看好情绪浓厚。</w:t>
+        <w:t>。</w:t>
       </w:r>
     </w:p>
     <w:p>
+      <w:pPr>
+        <w:pStyle w:val="ListNumber"/>
+      </w:pPr>
       <w:r>
         <w:rPr>
           <w:rFonts w:ascii="Microsoft YaHei" w:hAnsi="Microsoft YaHei"/>
           <w:b/>
           <w:color w:val="1A1A1A"/>
         </w:rPr>
-        <w:t>利好因素：</w:t>
+        <w:t>资金态度：</w:t>
       </w:r>
-    </w:p>
-    <w:p>
-      <w:pPr>
-        <w:pStyle w:val="ListBullet"/>
-      </w:pPr>
       <w:r>
         <w:rPr>
           <w:rFonts w:ascii="Microsoft YaHei" w:hAnsi="Microsoft YaHei"/>
         </w:rPr>
-        <w:t>暑运旺季叠加新开国际航线，三季度营收预期向好</w:t>
+        <w:t xml:space="preserve"> 近两日连续净流入，大单资金主动做多，融资余额微增，量价配合尚可。但换手率偏低（0.64%），说明当前仍以</w:t>
       </w:r>
-    </w:p>
-    <w:p>
-      <w:pPr>
-        <w:pStyle w:val="ListBullet"/>
-      </w:pPr>
-      <w:r>
-        <w:rPr>
-          <w:rFonts w:ascii="Microsoft YaHei" w:hAnsi="Microsoft YaHei"/>
-        </w:rPr>
-        <w:t>航空板块全线飘红，行业整体回暖迹象明显</w:t>
-      </w:r>
-    </w:p>
-    <w:p>
-      <w:pPr>
-        <w:pStyle w:val="ListBullet"/>
-      </w:pPr>
-      <w:r>
-        <w:rPr>
-          <w:rFonts w:ascii="Microsoft YaHei" w:hAnsi="Microsoft YaHei"/>
-        </w:rPr>
-        <w:t>融资余额高企、融券余额收缩，多空力量对比偏向多头</w:t>
-      </w:r>
-    </w:p>
-    <w:p>
-      <w:pPr>
-        <w:pStyle w:val="ListBullet"/>
-      </w:pPr>
-      <w:r>
-        <w:rPr>
-          <w:rFonts w:ascii="Microsoft YaHei" w:hAnsi="Microsoft YaHei"/>
-        </w:rPr>
-        <w:t>布林下轨支撑有效（最低5.79元，距下轨5.71元仅1.4%）</w:t>
-      </w:r>
-    </w:p>
-    <w:p>
       <w:r>
         <w:rPr>
           <w:rFonts w:ascii="Microsoft YaHei" w:hAnsi="Microsoft YaHei"/>
           <w:b/>
           <w:color w:val="1A1A1A"/>
         </w:rPr>
-        <w:t>风险提示：</w:t>
-      </w:r>
-    </w:p>
-    <w:p>
-      <w:pPr>
-        <w:pStyle w:val="ListBullet"/>
-      </w:pPr>
-      <w:r>
-        <w:rPr>
-          <w:rFonts w:ascii="Microsoft YaHei" w:hAnsi="Microsoft YaHei"/>
-        </w:rPr>
-        <w:t>股价仍处于MA5/MA10/MA20均线下方，短期技术面偏弱</w:t>
-      </w:r>
-    </w:p>
-    <w:p>
-      <w:pPr>
-        <w:pStyle w:val="ListBullet"/>
-      </w:pPr>
-      <w:r>
-        <w:rPr>
-          <w:rFonts w:ascii="Microsoft YaHei" w:hAnsi="Microsoft YaHei"/>
-        </w:rPr>
-        <w:t>定增落地对流通股本存在一定摊薄压力</w:t>
-      </w:r>
-    </w:p>
-    <w:p>
-      <w:pPr>
-        <w:pStyle w:val="ListBullet"/>
-      </w:pPr>
-      <w:r>
-        <w:rPr>
-          <w:rFonts w:ascii="Microsoft YaHei" w:hAnsi="Microsoft YaHei"/>
-        </w:rPr>
-        <w:t>内盘（38.34万手）略大于外盘（35.82万手），盘中存在局部抛压</w:t>
-      </w:r>
-    </w:p>
-    <w:p>
-      <w:r>
-        <w:rPr>
-          <w:rFonts w:ascii="Microsoft YaHei" w:hAnsi="Microsoft YaHei"/>
-          <w:b/>
-          <w:color w:val="1A1A1A"/>
-        </w:rPr>
-        <w:t>午后关注：</w:t>
+        <w:t>存量资金博弈</w:t>
       </w:r>
       <w:r>
         <w:rPr>
           <w:rFonts w:ascii="Microsoft YaHei" w:hAnsi="Microsoft YaHei"/>
         </w:rPr>
-        <w:t xml:space="preserve"> 能否站稳MA10（5.90元）上方是短线强弱分水岭；若放量突破该位置，下一目标看MA20（5.99元）及布林中轨区域；若再度回落，下方关注布林下轨（5.71元）的支撑强度。</w:t>
+        <w:t>为主，尚未吸引到增量资金的大规模介入。</w:t>
       </w:r>
     </w:p>
     <w:p>
-      <w:r>
-        <w:rPr>
-          <w:rFonts w:ascii="Microsoft YaHei" w:hAnsi="Microsoft YaHei"/>
-        </w:rPr>
-        <w:t xml:space="preserve">&gt; ⚠️ </w:t>
-      </w:r>
+      <w:pPr>
+        <w:pStyle w:val="ListNumber"/>
+      </w:pPr>
       <w:r>
         <w:rPr>
           <w:rFonts w:ascii="Microsoft YaHei" w:hAnsi="Microsoft YaHei"/>
@@ -3269,7 +3087,98 @@
         <w:rPr>
           <w:rFonts w:ascii="Microsoft YaHei" w:hAnsi="Microsoft YaHei"/>
         </w:rPr>
-        <w:t xml:space="preserve"> 以上分析基于公开数据整理，不构成投资建议。股市有风险，投资需谨慎。</w:t>
+        <w:t xml:space="preserve"> 股价仍处于所有短期均线下方，均线系统空头排列，短期趋势尚未逆转。若午后大盘情绪回落，需警惕股价再度下行考验 </w:t>
+      </w:r>
+      <w:r>
+        <w:rPr>
+          <w:rFonts w:ascii="Microsoft YaHei" w:hAnsi="Microsoft YaHei"/>
+          <w:b/>
+          <w:color w:val="1A1A1A"/>
+        </w:rPr>
+        <w:t>5.79元（日内低点）</w:t>
+      </w:r>
+      <w:r>
+        <w:rPr>
+          <w:rFonts w:ascii="Microsoft YaHei" w:hAnsi="Microsoft YaHei"/>
+        </w:rPr>
+        <w:t xml:space="preserve"> 甚至 </w:t>
+      </w:r>
+      <w:r>
+        <w:rPr>
+          <w:rFonts w:ascii="Microsoft YaHei" w:hAnsi="Microsoft YaHei"/>
+          <w:b/>
+          <w:color w:val="1A1A1A"/>
+        </w:rPr>
+        <w:t>5.71元（布林下轨）</w:t>
+      </w:r>
+      <w:r>
+        <w:rPr>
+          <w:rFonts w:ascii="Microsoft YaHei" w:hAnsi="Microsoft YaHei"/>
+        </w:rPr>
+        <w:t xml:space="preserve"> 的支撑力度。动态市盈率 </w:t>
+      </w:r>
+      <w:r>
+        <w:rPr>
+          <w:rFonts w:ascii="Microsoft YaHei" w:hAnsi="Microsoft YaHei"/>
+          <w:b/>
+          <w:color w:val="1A1A1A"/>
+        </w:rPr>
+        <w:t>17.54倍</w:t>
+      </w:r>
+      <w:r>
+        <w:rPr>
+          <w:rFonts w:ascii="Microsoft YaHei" w:hAnsi="Microsoft YaHei"/>
+        </w:rPr>
+        <w:t xml:space="preserve"> 在航空行业中处于合理偏低水平，但航空股受油价、汇率、供需等多重因素影响，波动性较大。</w:t>
+      </w:r>
+    </w:p>
+    <w:p>
+      <w:pPr>
+        <w:pStyle w:val="ListNumber"/>
+      </w:pPr>
+      <w:r>
+        <w:rPr>
+          <w:rFonts w:ascii="Microsoft YaHei" w:hAnsi="Microsoft YaHei"/>
+          <w:b/>
+          <w:color w:val="1A1A1A"/>
+        </w:rPr>
+        <w:t>综合评级：</w:t>
+      </w:r>
+      <w:r>
+        <w:rPr>
+          <w:rFonts w:ascii="Microsoft YaHei" w:hAnsi="Microsoft YaHei"/>
+        </w:rPr>
+        <w:t xml:space="preserve"> 中性偏积极。资金面和量价关系温和改善，但技术面仍待确认突破。建议关注午后能否放量站上 </w:t>
+      </w:r>
+      <w:r>
+        <w:rPr>
+          <w:rFonts w:ascii="Microsoft YaHei" w:hAnsi="Microsoft YaHei"/>
+          <w:b/>
+          <w:color w:val="1A1A1A"/>
+        </w:rPr>
+        <w:t>5.90元（MA10）</w:t>
+      </w:r>
+      <w:r>
+        <w:rPr>
+          <w:rFonts w:ascii="Microsoft YaHei" w:hAnsi="Microsoft YaHei"/>
+        </w:rPr>
+        <w:t xml:space="preserve"> 这一关键位置。若突破则短线有望进一步修复；若受阻回落，则维持震荡筑底判断。</w:t>
+      </w:r>
+    </w:p>
+    <w:p>
+      <w:pPr>
+        <w:spacing w:before="240" w:after="240"/>
+        <w:pBdr>
+          <w:bottom w:val="single" w:sz="4" w:space="1" w:color="D0D7DE"/>
+        </w:pBdr>
+      </w:pPr>
+    </w:p>
+    <w:p>
+      <w:r>
+        <w:rPr>
+          <w:rFonts w:ascii="Microsoft YaHei" w:hAnsi="Microsoft YaHei"/>
+        </w:rPr>
+        <w:t>*⚡ 以上分析基于午间收盘数据，不构成投资建议。股市有风险，投资需谨慎。*</w:t>
       </w:r>
     </w:p>
     <w:sectPr>
